--- a/Спецификация_требований.docx
+++ b/Спецификация_требований.docx
@@ -506,23 +506,7 @@
                 <w:sz w:val="24"/>
                 <w:szCs w:val="24"/>
               </w:rPr>
-              <w:t>https://github.com/shorokhovkir/AIS_project/blob/main/FR/FR-SWR-1/FR-SWR-1-</w:t>
-            </w:r>
-            <w:r>
-              <w:rPr>
-                <w:rFonts w:ascii="Times New Roman" w:hAnsi="Times New Roman" w:cs="Times New Roman"/>
-                <w:sz w:val="24"/>
-                <w:szCs w:val="24"/>
-              </w:rPr>
-              <w:t>2</w:t>
-            </w:r>
-            <w:r>
-              <w:rPr>
-                <w:rFonts w:ascii="Times New Roman" w:hAnsi="Times New Roman" w:cs="Times New Roman"/>
-                <w:sz w:val="24"/>
-                <w:szCs w:val="24"/>
-              </w:rPr>
-              <w:t>-2.docx</w:t>
+              <w:t>https://github.com/shorokhovkir/AIS_project/blob/main/FR/FR-SWR-1/FR-SWR-1-2-2.docx</w:t>
             </w:r>
           </w:p>
         </w:tc>
@@ -731,23 +715,7 @@
                 <w:sz w:val="24"/>
                 <w:szCs w:val="24"/>
               </w:rPr>
-              <w:t>https://github.com/shorokhovkir/AIS_project/blob/main/FR/FR-SWR-1/FR-SWR-1-</w:t>
-            </w:r>
-            <w:r>
-              <w:rPr>
-                <w:rFonts w:ascii="Times New Roman" w:hAnsi="Times New Roman" w:cs="Times New Roman"/>
-                <w:sz w:val="24"/>
-                <w:szCs w:val="24"/>
-              </w:rPr>
-              <w:t>3</w:t>
-            </w:r>
-            <w:r>
-              <w:rPr>
-                <w:rFonts w:ascii="Times New Roman" w:hAnsi="Times New Roman" w:cs="Times New Roman"/>
-                <w:sz w:val="24"/>
-                <w:szCs w:val="24"/>
-              </w:rPr>
-              <w:t>-2.docx</w:t>
+              <w:t>https://github.com/shorokhovkir/AIS_project/blob/main/FR/FR-SWR-1/FR-SWR-1-3-2.docx</w:t>
             </w:r>
           </w:p>
         </w:tc>
@@ -947,23 +915,7 @@
                 <w:sz w:val="24"/>
                 <w:szCs w:val="24"/>
               </w:rPr>
-              <w:t>https://github.com/shorokhovkir/AIS_project/blob/main/FR/FR-SWR-1/FR-SWR-1-</w:t>
-            </w:r>
-            <w:r>
-              <w:rPr>
-                <w:rFonts w:ascii="Times New Roman" w:hAnsi="Times New Roman" w:cs="Times New Roman"/>
-                <w:sz w:val="24"/>
-                <w:szCs w:val="24"/>
-              </w:rPr>
-              <w:t>4</w:t>
-            </w:r>
-            <w:r>
-              <w:rPr>
-                <w:rFonts w:ascii="Times New Roman" w:hAnsi="Times New Roman" w:cs="Times New Roman"/>
-                <w:sz w:val="24"/>
-                <w:szCs w:val="24"/>
-              </w:rPr>
-              <w:t>-2.docx</w:t>
+              <w:t>https://github.com/shorokhovkir/AIS_project/blob/main/FR/FR-SWR-1/FR-SWR-1-4-2.docx</w:t>
             </w:r>
           </w:p>
         </w:tc>
@@ -1606,23 +1558,7 @@
                 <w:sz w:val="24"/>
                 <w:szCs w:val="24"/>
               </w:rPr>
-              <w:t>https://github.com/shorokhovkir/AIS_project/blob/main/FR/FR-SWR-1/FR-SWR-1-</w:t>
-            </w:r>
-            <w:r>
-              <w:rPr>
-                <w:rFonts w:ascii="Times New Roman" w:hAnsi="Times New Roman" w:cs="Times New Roman"/>
-                <w:sz w:val="24"/>
-                <w:szCs w:val="24"/>
-              </w:rPr>
-              <w:t>7</w:t>
-            </w:r>
-            <w:r>
-              <w:rPr>
-                <w:rFonts w:ascii="Times New Roman" w:hAnsi="Times New Roman" w:cs="Times New Roman"/>
-                <w:sz w:val="24"/>
-                <w:szCs w:val="24"/>
-              </w:rPr>
-              <w:t>-2.docx</w:t>
+              <w:t>https://github.com/shorokhovkir/AIS_project/blob/main/FR/FR-SWR-1/FR-SWR-1-7-2.docx</w:t>
             </w:r>
           </w:p>
         </w:tc>
@@ -2084,23 +2020,7 @@
                 <w:sz w:val="24"/>
                 <w:szCs w:val="24"/>
               </w:rPr>
-              <w:t>https://github.com/shorokhovkir/AIS_project/blob/main/FR/FR-SWR-1/FR-SWR-1-</w:t>
-            </w:r>
-            <w:r>
-              <w:rPr>
-                <w:rFonts w:ascii="Times New Roman" w:hAnsi="Times New Roman" w:cs="Times New Roman"/>
-                <w:sz w:val="24"/>
-                <w:szCs w:val="24"/>
-              </w:rPr>
-              <w:t>9</w:t>
-            </w:r>
-            <w:r>
-              <w:rPr>
-                <w:rFonts w:ascii="Times New Roman" w:hAnsi="Times New Roman" w:cs="Times New Roman"/>
-                <w:sz w:val="24"/>
-                <w:szCs w:val="24"/>
-              </w:rPr>
-              <w:t>-2.docx</w:t>
+              <w:t>https://github.com/shorokhovkir/AIS_project/blob/main/FR/FR-SWR-1/FR-SWR-1-9-2.docx</w:t>
             </w:r>
           </w:p>
         </w:tc>
@@ -2712,39 +2632,7 @@
                 <w:sz w:val="24"/>
                 <w:szCs w:val="24"/>
               </w:rPr>
-              <w:t>https://github.com/shorokhovkir/AIS_project/blob/main/FR/FR-SWR-2/FR-SWR-2-</w:t>
-            </w:r>
-            <w:r>
-              <w:rPr>
-                <w:rFonts w:ascii="Times New Roman" w:hAnsi="Times New Roman" w:cs="Times New Roman"/>
-                <w:sz w:val="24"/>
-                <w:szCs w:val="24"/>
-              </w:rPr>
-              <w:t>2</w:t>
-            </w:r>
-            <w:r>
-              <w:rPr>
-                <w:rFonts w:ascii="Times New Roman" w:hAnsi="Times New Roman" w:cs="Times New Roman"/>
-                <w:sz w:val="24"/>
-                <w:szCs w:val="24"/>
-              </w:rPr>
-              <w:t>-</w:t>
-            </w:r>
-            <w:r>
-              <w:rPr>
-                <w:rFonts w:ascii="Times New Roman" w:hAnsi="Times New Roman" w:cs="Times New Roman"/>
-                <w:sz w:val="24"/>
-                <w:szCs w:val="24"/>
-              </w:rPr>
-              <w:t>1</w:t>
-            </w:r>
-            <w:r>
-              <w:rPr>
-                <w:rFonts w:ascii="Times New Roman" w:hAnsi="Times New Roman" w:cs="Times New Roman"/>
-                <w:sz w:val="24"/>
-                <w:szCs w:val="24"/>
-              </w:rPr>
-              <w:t>.docx</w:t>
+              <w:t>https://github.com/shorokhovkir/AIS_project/blob/main/FR/FR-SWR-2/FR-SWR-2-2-1.docx</w:t>
             </w:r>
           </w:p>
         </w:tc>
@@ -2924,23 +2812,7 @@
                 <w:sz w:val="24"/>
                 <w:szCs w:val="24"/>
               </w:rPr>
-              <w:t>https://github.com/shorokhovkir/AIS_project/blob/main/FR/FR-SWR-2/FR-SWR-2-</w:t>
-            </w:r>
-            <w:r>
-              <w:rPr>
-                <w:rFonts w:ascii="Times New Roman" w:hAnsi="Times New Roman" w:cs="Times New Roman"/>
-                <w:sz w:val="24"/>
-                <w:szCs w:val="24"/>
-              </w:rPr>
-              <w:t>3</w:t>
-            </w:r>
-            <w:r>
-              <w:rPr>
-                <w:rFonts w:ascii="Times New Roman" w:hAnsi="Times New Roman" w:cs="Times New Roman"/>
-                <w:sz w:val="24"/>
-                <w:szCs w:val="24"/>
-              </w:rPr>
-              <w:t>-2.docx</w:t>
+              <w:t>https://github.com/shorokhovkir/AIS_project/blob/main/FR/FR-SWR-2/FR-SWR-2-3-2.docx</w:t>
             </w:r>
           </w:p>
         </w:tc>
@@ -3152,23 +3024,7 @@
                 <w:sz w:val="24"/>
                 <w:szCs w:val="24"/>
               </w:rPr>
-              <w:t>https://github.com/shorokhovkir/AIS_project/blob/main/FR/FR-SWR-2/FR-SWR-2-</w:t>
-            </w:r>
-            <w:r>
-              <w:rPr>
-                <w:rFonts w:ascii="Times New Roman" w:hAnsi="Times New Roman" w:cs="Times New Roman"/>
-                <w:sz w:val="24"/>
-                <w:szCs w:val="24"/>
-              </w:rPr>
-              <w:t>4</w:t>
-            </w:r>
-            <w:r>
-              <w:rPr>
-                <w:rFonts w:ascii="Times New Roman" w:hAnsi="Times New Roman" w:cs="Times New Roman"/>
-                <w:sz w:val="24"/>
-                <w:szCs w:val="24"/>
-              </w:rPr>
-              <w:t>-2.docx</w:t>
+              <w:t>https://github.com/shorokhovkir/AIS_project/blob/main/FR/FR-SWR-2/FR-SWR-2-4-2.docx</w:t>
             </w:r>
           </w:p>
         </w:tc>
@@ -3364,39 +3220,7 @@
                 <w:sz w:val="24"/>
                 <w:szCs w:val="24"/>
               </w:rPr>
-              <w:t>https://github.com/shorokhovkir/AIS_project/blob/main/FR/FR-SWR-2/FR-SWR-2-</w:t>
-            </w:r>
-            <w:r>
-              <w:rPr>
-                <w:rFonts w:ascii="Times New Roman" w:hAnsi="Times New Roman" w:cs="Times New Roman"/>
-                <w:sz w:val="24"/>
-                <w:szCs w:val="24"/>
-              </w:rPr>
-              <w:t>5</w:t>
-            </w:r>
-            <w:r>
-              <w:rPr>
-                <w:rFonts w:ascii="Times New Roman" w:hAnsi="Times New Roman" w:cs="Times New Roman"/>
-                <w:sz w:val="24"/>
-                <w:szCs w:val="24"/>
-              </w:rPr>
-              <w:t>-</w:t>
-            </w:r>
-            <w:r>
-              <w:rPr>
-                <w:rFonts w:ascii="Times New Roman" w:hAnsi="Times New Roman" w:cs="Times New Roman"/>
-                <w:sz w:val="24"/>
-                <w:szCs w:val="24"/>
-              </w:rPr>
-              <w:t>1</w:t>
-            </w:r>
-            <w:r>
-              <w:rPr>
-                <w:rFonts w:ascii="Times New Roman" w:hAnsi="Times New Roman" w:cs="Times New Roman"/>
-                <w:sz w:val="24"/>
-                <w:szCs w:val="24"/>
-              </w:rPr>
-              <w:t>.docx</w:t>
+              <w:t>https://github.com/shorokhovkir/AIS_project/blob/main/FR/FR-SWR-2/FR-SWR-2-5-1.docx</w:t>
             </w:r>
           </w:p>
         </w:tc>
@@ -3594,23 +3418,7 @@
                 <w:sz w:val="24"/>
                 <w:szCs w:val="24"/>
               </w:rPr>
-              <w:t>https://github.com/shorokhovkir/AIS_project/blob/main/FR/FR-SWR-2/FR-SWR-2-</w:t>
-            </w:r>
-            <w:r>
-              <w:rPr>
-                <w:rFonts w:ascii="Times New Roman" w:hAnsi="Times New Roman" w:cs="Times New Roman"/>
-                <w:sz w:val="24"/>
-                <w:szCs w:val="24"/>
-              </w:rPr>
-              <w:t>6</w:t>
-            </w:r>
-            <w:r>
-              <w:rPr>
-                <w:rFonts w:ascii="Times New Roman" w:hAnsi="Times New Roman" w:cs="Times New Roman"/>
-                <w:sz w:val="24"/>
-                <w:szCs w:val="24"/>
-              </w:rPr>
-              <w:t>-</w:t>
+              <w:t>https://github.com/shorokhovkir/AIS_project/blob/main/FR/FR-SWR-2/FR-SWR-2-6-</w:t>
             </w:r>
             <w:r>
               <w:rPr>
@@ -7736,23 +7544,7 @@
                 <w:sz w:val="24"/>
                 <w:szCs w:val="24"/>
               </w:rPr>
-              <w:t>https://github.com/shorokhovkir/AIS_project/blob/main/NFR/NFR-SWR-1/NFR-SWR-1-</w:t>
-            </w:r>
-            <w:r>
-              <w:rPr>
-                <w:rFonts w:ascii="Times New Roman" w:hAnsi="Times New Roman" w:cs="Times New Roman"/>
-                <w:sz w:val="24"/>
-                <w:szCs w:val="24"/>
-              </w:rPr>
-              <w:t>2</w:t>
-            </w:r>
-            <w:r>
-              <w:rPr>
-                <w:rFonts w:ascii="Times New Roman" w:hAnsi="Times New Roman" w:cs="Times New Roman"/>
-                <w:sz w:val="24"/>
-                <w:szCs w:val="24"/>
-              </w:rPr>
-              <w:t>-1.docx</w:t>
+              <w:t>https://github.com/shorokhovkir/AIS_project/blob/main/NFR/NFR-SWR-1/NFR-SWR-1-2-1.docx</w:t>
             </w:r>
           </w:p>
         </w:tc>
@@ -7934,23 +7726,7 @@
                 <w:sz w:val="24"/>
                 <w:szCs w:val="24"/>
               </w:rPr>
-              <w:t>https://github.com/shorokhovkir/AIS_project/blob/main/NFR/NFR-SWR-1/NFR-SWR-</w:t>
-            </w:r>
-            <w:r>
-              <w:rPr>
-                <w:rFonts w:ascii="Times New Roman" w:hAnsi="Times New Roman" w:cs="Times New Roman"/>
-                <w:sz w:val="24"/>
-                <w:szCs w:val="24"/>
-              </w:rPr>
-              <w:t>2</w:t>
-            </w:r>
-            <w:r>
-              <w:rPr>
-                <w:rFonts w:ascii="Times New Roman" w:hAnsi="Times New Roman" w:cs="Times New Roman"/>
-                <w:sz w:val="24"/>
-                <w:szCs w:val="24"/>
-              </w:rPr>
-              <w:t>-1-1.docx</w:t>
+              <w:t>https://github.com/shorokhovkir/AIS_project/blob/main/NFR/NFR-SWR-1/NFR-SWR-2-1-1.docx</w:t>
             </w:r>
           </w:p>
         </w:tc>
@@ -8132,39 +7908,7 @@
                 <w:sz w:val="24"/>
                 <w:szCs w:val="24"/>
               </w:rPr>
-              <w:t>https://github.com/shorokhovkir/AIS_project/blob/main/NFR/NFR-SWR-1/NFR-SWR-</w:t>
-            </w:r>
-            <w:r>
-              <w:rPr>
-                <w:rFonts w:ascii="Times New Roman" w:hAnsi="Times New Roman" w:cs="Times New Roman"/>
-                <w:sz w:val="24"/>
-                <w:szCs w:val="24"/>
-              </w:rPr>
-              <w:t>2</w:t>
-            </w:r>
-            <w:r>
-              <w:rPr>
-                <w:rFonts w:ascii="Times New Roman" w:hAnsi="Times New Roman" w:cs="Times New Roman"/>
-                <w:sz w:val="24"/>
-                <w:szCs w:val="24"/>
-              </w:rPr>
-              <w:t>-</w:t>
-            </w:r>
-            <w:r>
-              <w:rPr>
-                <w:rFonts w:ascii="Times New Roman" w:hAnsi="Times New Roman" w:cs="Times New Roman"/>
-                <w:sz w:val="24"/>
-                <w:szCs w:val="24"/>
-              </w:rPr>
-              <w:t>2</w:t>
-            </w:r>
-            <w:r>
-              <w:rPr>
-                <w:rFonts w:ascii="Times New Roman" w:hAnsi="Times New Roman" w:cs="Times New Roman"/>
-                <w:sz w:val="24"/>
-                <w:szCs w:val="24"/>
-              </w:rPr>
-              <w:t>-1.docx</w:t>
+              <w:t>https://github.com/shorokhovkir/AIS_project/blob/main/NFR/NFR-SWR-1/NFR-SWR-2-2-1.docx</w:t>
             </w:r>
           </w:p>
         </w:tc>
@@ -8357,39 +8101,7 @@
                 <w:sz w:val="24"/>
                 <w:szCs w:val="24"/>
               </w:rPr>
-              <w:t>https://github.com/shorokhovkir/AIS_project/blob/main/NFR/NFR-SWR-1/NFR-SWR-</w:t>
-            </w:r>
-            <w:r>
-              <w:rPr>
-                <w:rFonts w:ascii="Times New Roman" w:hAnsi="Times New Roman" w:cs="Times New Roman"/>
-                <w:sz w:val="24"/>
-                <w:szCs w:val="24"/>
-              </w:rPr>
-              <w:t>2</w:t>
-            </w:r>
-            <w:r>
-              <w:rPr>
-                <w:rFonts w:ascii="Times New Roman" w:hAnsi="Times New Roman" w:cs="Times New Roman"/>
-                <w:sz w:val="24"/>
-                <w:szCs w:val="24"/>
-              </w:rPr>
-              <w:t>-</w:t>
-            </w:r>
-            <w:r>
-              <w:rPr>
-                <w:rFonts w:ascii="Times New Roman" w:hAnsi="Times New Roman" w:cs="Times New Roman"/>
-                <w:sz w:val="24"/>
-                <w:szCs w:val="24"/>
-              </w:rPr>
-              <w:t>3</w:t>
-            </w:r>
-            <w:r>
-              <w:rPr>
-                <w:rFonts w:ascii="Times New Roman" w:hAnsi="Times New Roman" w:cs="Times New Roman"/>
-                <w:sz w:val="24"/>
-                <w:szCs w:val="24"/>
-              </w:rPr>
-              <w:t>-1.docx</w:t>
+              <w:t>https://github.com/shorokhovkir/AIS_project/blob/main/NFR/NFR-SWR-1/NFR-SWR-2-3-1.docx</w:t>
             </w:r>
           </w:p>
         </w:tc>
@@ -8591,23 +8303,7 @@
                 <w:sz w:val="24"/>
                 <w:szCs w:val="24"/>
               </w:rPr>
-              <w:t>https://github.com/shorokhovkir/AIS_project/blob/main/NFR/NFR-SWR-1/NFR-SWR-</w:t>
-            </w:r>
-            <w:r>
-              <w:rPr>
-                <w:rFonts w:ascii="Times New Roman" w:hAnsi="Times New Roman" w:cs="Times New Roman"/>
-                <w:sz w:val="24"/>
-                <w:szCs w:val="24"/>
-              </w:rPr>
-              <w:t>4</w:t>
-            </w:r>
-            <w:r>
-              <w:rPr>
-                <w:rFonts w:ascii="Times New Roman" w:hAnsi="Times New Roman" w:cs="Times New Roman"/>
-                <w:sz w:val="24"/>
-                <w:szCs w:val="24"/>
-              </w:rPr>
-              <w:t>-1-1.docx</w:t>
+              <w:t>https://github.com/shorokhovkir/AIS_project/blob/main/NFR/NFR-SWR-1/NFR-SWR-4-1-1.docx</w:t>
             </w:r>
           </w:p>
         </w:tc>
@@ -8809,23 +8505,7 @@
                 <w:sz w:val="24"/>
                 <w:szCs w:val="24"/>
               </w:rPr>
-              <w:t>https://github.com/shorokhovkir/AIS_project/blob/main/NFR/NFR-SWR-1/NFR-SWR-4-</w:t>
-            </w:r>
-            <w:r>
-              <w:rPr>
-                <w:rFonts w:ascii="Times New Roman" w:hAnsi="Times New Roman" w:cs="Times New Roman"/>
-                <w:sz w:val="24"/>
-                <w:szCs w:val="24"/>
-              </w:rPr>
-              <w:t>2</w:t>
-            </w:r>
-            <w:r>
-              <w:rPr>
-                <w:rFonts w:ascii="Times New Roman" w:hAnsi="Times New Roman" w:cs="Times New Roman"/>
-                <w:sz w:val="24"/>
-                <w:szCs w:val="24"/>
-              </w:rPr>
-              <w:t>-1.docx</w:t>
+              <w:t>https://github.com/shorokhovkir/AIS_project/blob/main/NFR/NFR-SWR-1/NFR-SWR-4-2-1.docx</w:t>
             </w:r>
           </w:p>
         </w:tc>
@@ -9036,23 +8716,7 @@
                 <w:szCs w:val="24"/>
               </w:rPr>
               <w:lastRenderedPageBreak/>
-              <w:t>FR/NFR-SWR-1/NFR-SWR-4-</w:t>
-            </w:r>
-            <w:r>
-              <w:rPr>
-                <w:rFonts w:ascii="Times New Roman" w:hAnsi="Times New Roman" w:cs="Times New Roman"/>
-                <w:sz w:val="24"/>
-                <w:szCs w:val="24"/>
-              </w:rPr>
-              <w:t>3</w:t>
-            </w:r>
-            <w:r>
-              <w:rPr>
-                <w:rFonts w:ascii="Times New Roman" w:hAnsi="Times New Roman" w:cs="Times New Roman"/>
-                <w:sz w:val="24"/>
-                <w:szCs w:val="24"/>
-              </w:rPr>
-              <w:t>-1.docx</w:t>
+              <w:t>FR/NFR-SWR-1/NFR-SWR-4-3-1.docx</w:t>
             </w:r>
           </w:p>
         </w:tc>
@@ -9255,7 +8919,853 @@
                 <w:sz w:val="24"/>
                 <w:szCs w:val="24"/>
               </w:rPr>
-              <w:t>https://github.com/shorokhovkir/AIS_project/blob/main/NFR/NFR-SWR-1/NFR-SWR-4-</w:t>
+              <w:t>https://github.com/shorokhovkir/AIS_project/blob/main/NFR/NFR-SWR-1/NFR-SWR-4-4-1.docx</w:t>
+            </w:r>
+          </w:p>
+        </w:tc>
+        <w:tc>
+          <w:tcPr>
+            <w:tcW w:w="1417" w:type="dxa"/>
+          </w:tcPr>
+          <w:p>
+            <w:pPr>
+              <w:jc w:val="center"/>
+              <w:rPr>
+                <w:rFonts w:ascii="Times New Roman" w:hAnsi="Times New Roman" w:cs="Times New Roman"/>
+                <w:sz w:val="24"/>
+                <w:szCs w:val="24"/>
+              </w:rPr>
+            </w:pPr>
+            <w:r>
+              <w:rPr>
+                <w:rFonts w:ascii="Times New Roman" w:hAnsi="Times New Roman" w:cs="Times New Roman"/>
+                <w:sz w:val="24"/>
+                <w:szCs w:val="24"/>
+              </w:rPr>
+              <w:t>28.10.2025</w:t>
+            </w:r>
+          </w:p>
+        </w:tc>
+        <w:tc>
+          <w:tcPr>
+            <w:tcW w:w="1418" w:type="dxa"/>
+          </w:tcPr>
+          <w:p>
+            <w:pPr>
+              <w:jc w:val="center"/>
+              <w:rPr>
+                <w:rFonts w:ascii="Times New Roman" w:hAnsi="Times New Roman" w:cs="Times New Roman"/>
+                <w:sz w:val="24"/>
+                <w:szCs w:val="24"/>
+              </w:rPr>
+            </w:pPr>
+            <w:r>
+              <w:rPr>
+                <w:rFonts w:ascii="Times New Roman" w:hAnsi="Times New Roman" w:cs="Times New Roman"/>
+                <w:sz w:val="24"/>
+                <w:szCs w:val="24"/>
+              </w:rPr>
+              <w:t>28.10.2025</w:t>
+            </w:r>
+          </w:p>
+        </w:tc>
+        <w:tc>
+          <w:tcPr>
+            <w:tcW w:w="1665" w:type="dxa"/>
+          </w:tcPr>
+          <w:p>
+            <w:pPr>
+              <w:jc w:val="center"/>
+              <w:rPr>
+                <w:rFonts w:ascii="Times New Roman" w:hAnsi="Times New Roman" w:cs="Times New Roman"/>
+                <w:sz w:val="24"/>
+                <w:szCs w:val="24"/>
+              </w:rPr>
+            </w:pPr>
+            <w:r>
+              <w:rPr>
+                <w:rFonts w:ascii="Times New Roman" w:hAnsi="Times New Roman" w:cs="Times New Roman"/>
+                <w:sz w:val="24"/>
+                <w:szCs w:val="24"/>
+              </w:rPr>
+              <w:t>Шорохов К.В.</w:t>
+            </w:r>
+          </w:p>
+        </w:tc>
+      </w:tr>
+      <w:tr>
+        <w:tc>
+          <w:tcPr>
+            <w:tcW w:w="595" w:type="dxa"/>
+          </w:tcPr>
+          <w:p>
+            <w:pPr>
+              <w:jc w:val="center"/>
+              <w:rPr>
+                <w:rFonts w:ascii="Times New Roman" w:hAnsi="Times New Roman" w:cs="Times New Roman"/>
+                <w:sz w:val="24"/>
+                <w:szCs w:val="24"/>
+              </w:rPr>
+            </w:pPr>
+            <w:r>
+              <w:rPr>
+                <w:rFonts w:ascii="Times New Roman" w:hAnsi="Times New Roman" w:cs="Times New Roman"/>
+                <w:sz w:val="24"/>
+                <w:szCs w:val="24"/>
+              </w:rPr>
+              <w:t>43</w:t>
+            </w:r>
+          </w:p>
+        </w:tc>
+        <w:tc>
+          <w:tcPr>
+            <w:tcW w:w="2661" w:type="dxa"/>
+          </w:tcPr>
+          <w:p>
+            <w:pPr>
+              <w:jc w:val="center"/>
+              <w:rPr>
+                <w:rFonts w:ascii="Times New Roman" w:hAnsi="Times New Roman" w:cs="Times New Roman"/>
+                <w:sz w:val="24"/>
+                <w:szCs w:val="24"/>
+                <w:lang w:val="en-US"/>
+              </w:rPr>
+            </w:pPr>
+            <w:r>
+              <w:rPr>
+                <w:rFonts w:ascii="Times New Roman" w:hAnsi="Times New Roman" w:cs="Times New Roman"/>
+                <w:sz w:val="24"/>
+                <w:szCs w:val="24"/>
+                <w:lang w:val="en-US"/>
+              </w:rPr>
+              <w:t>UR-1-1</w:t>
+            </w:r>
+          </w:p>
+        </w:tc>
+        <w:tc>
+          <w:tcPr>
+            <w:tcW w:w="3685" w:type="dxa"/>
+          </w:tcPr>
+          <w:p>
+            <w:pPr>
+              <w:tabs>
+                <w:tab w:val="left" w:pos="2412"/>
+              </w:tabs>
+              <w:jc w:val="center"/>
+              <w:rPr>
+                <w:rFonts w:ascii="Times New Roman" w:hAnsi="Times New Roman" w:cs="Times New Roman"/>
+                <w:sz w:val="24"/>
+                <w:szCs w:val="24"/>
+              </w:rPr>
+            </w:pPr>
+            <w:r>
+              <w:rPr>
+                <w:rFonts w:ascii="Times New Roman" w:hAnsi="Times New Roman" w:cs="Times New Roman"/>
+                <w:sz w:val="24"/>
+                <w:szCs w:val="24"/>
+              </w:rPr>
+              <w:t>Запуск игры</w:t>
+            </w:r>
+          </w:p>
+        </w:tc>
+        <w:tc>
+          <w:tcPr>
+            <w:tcW w:w="3119" w:type="dxa"/>
+          </w:tcPr>
+          <w:p>
+            <w:pPr>
+              <w:jc w:val="center"/>
+              <w:rPr>
+                <w:rFonts w:ascii="Times New Roman" w:hAnsi="Times New Roman" w:cs="Times New Roman"/>
+                <w:sz w:val="24"/>
+                <w:szCs w:val="24"/>
+              </w:rPr>
+            </w:pPr>
+            <w:r>
+              <w:rPr>
+                <w:rFonts w:ascii="Times New Roman" w:hAnsi="Times New Roman" w:cs="Times New Roman"/>
+                <w:sz w:val="24"/>
+                <w:szCs w:val="24"/>
+              </w:rPr>
+              <w:t>https://github.com/shorokhovkir/AIS_project/blob/main/</w:t>
+            </w:r>
+            <w:r>
+              <w:rPr>
+                <w:rFonts w:ascii="Times New Roman" w:hAnsi="Times New Roman" w:cs="Times New Roman"/>
+                <w:sz w:val="24"/>
+                <w:szCs w:val="24"/>
+                <w:lang w:val="en-US"/>
+              </w:rPr>
+              <w:t>UR</w:t>
+            </w:r>
+            <w:r>
+              <w:rPr>
+                <w:rFonts w:ascii="Times New Roman" w:hAnsi="Times New Roman" w:cs="Times New Roman"/>
+                <w:sz w:val="24"/>
+                <w:szCs w:val="24"/>
+              </w:rPr>
+              <w:t>/</w:t>
+            </w:r>
+            <w:r>
+              <w:rPr>
+                <w:rFonts w:ascii="Times New Roman" w:hAnsi="Times New Roman" w:cs="Times New Roman"/>
+                <w:sz w:val="24"/>
+                <w:szCs w:val="24"/>
+                <w:lang w:val="en-US"/>
+              </w:rPr>
+              <w:t>U</w:t>
+            </w:r>
+            <w:r>
+              <w:rPr>
+                <w:rFonts w:ascii="Times New Roman" w:hAnsi="Times New Roman" w:cs="Times New Roman"/>
+                <w:sz w:val="24"/>
+                <w:szCs w:val="24"/>
+              </w:rPr>
+              <w:t>R-</w:t>
+            </w:r>
+            <w:r>
+              <w:rPr>
+                <w:rFonts w:ascii="Times New Roman" w:hAnsi="Times New Roman" w:cs="Times New Roman"/>
+                <w:sz w:val="24"/>
+                <w:szCs w:val="24"/>
+              </w:rPr>
+              <w:t>1-1</w:t>
+            </w:r>
+            <w:r>
+              <w:rPr>
+                <w:rFonts w:ascii="Times New Roman" w:hAnsi="Times New Roman" w:cs="Times New Roman"/>
+                <w:sz w:val="24"/>
+                <w:szCs w:val="24"/>
+              </w:rPr>
+              <w:t>.docx</w:t>
+            </w:r>
+          </w:p>
+        </w:tc>
+        <w:tc>
+          <w:tcPr>
+            <w:tcW w:w="1417" w:type="dxa"/>
+          </w:tcPr>
+          <w:p>
+            <w:pPr>
+              <w:jc w:val="center"/>
+              <w:rPr>
+                <w:rFonts w:ascii="Times New Roman" w:hAnsi="Times New Roman" w:cs="Times New Roman"/>
+                <w:sz w:val="24"/>
+                <w:szCs w:val="24"/>
+              </w:rPr>
+            </w:pPr>
+            <w:r>
+              <w:rPr>
+                <w:rFonts w:ascii="Times New Roman" w:hAnsi="Times New Roman" w:cs="Times New Roman"/>
+                <w:sz w:val="24"/>
+                <w:szCs w:val="24"/>
+              </w:rPr>
+              <w:t>28.10.2025</w:t>
+            </w:r>
+          </w:p>
+        </w:tc>
+        <w:tc>
+          <w:tcPr>
+            <w:tcW w:w="1418" w:type="dxa"/>
+          </w:tcPr>
+          <w:p>
+            <w:pPr>
+              <w:jc w:val="center"/>
+              <w:rPr>
+                <w:rFonts w:ascii="Times New Roman" w:hAnsi="Times New Roman" w:cs="Times New Roman"/>
+                <w:sz w:val="24"/>
+                <w:szCs w:val="24"/>
+              </w:rPr>
+            </w:pPr>
+            <w:r>
+              <w:rPr>
+                <w:rFonts w:ascii="Times New Roman" w:hAnsi="Times New Roman" w:cs="Times New Roman"/>
+                <w:sz w:val="24"/>
+                <w:szCs w:val="24"/>
+              </w:rPr>
+              <w:t>28.10.2025</w:t>
+            </w:r>
+          </w:p>
+        </w:tc>
+        <w:tc>
+          <w:tcPr>
+            <w:tcW w:w="1665" w:type="dxa"/>
+          </w:tcPr>
+          <w:p>
+            <w:pPr>
+              <w:jc w:val="center"/>
+              <w:rPr>
+                <w:rFonts w:ascii="Times New Roman" w:hAnsi="Times New Roman" w:cs="Times New Roman"/>
+                <w:sz w:val="24"/>
+                <w:szCs w:val="24"/>
+              </w:rPr>
+            </w:pPr>
+            <w:r>
+              <w:rPr>
+                <w:rFonts w:ascii="Times New Roman" w:hAnsi="Times New Roman" w:cs="Times New Roman"/>
+                <w:sz w:val="24"/>
+                <w:szCs w:val="24"/>
+              </w:rPr>
+              <w:t>Шорохов К.В.</w:t>
+            </w:r>
+          </w:p>
+        </w:tc>
+      </w:tr>
+      <w:tr>
+        <w:tc>
+          <w:tcPr>
+            <w:tcW w:w="595" w:type="dxa"/>
+          </w:tcPr>
+          <w:p>
+            <w:pPr>
+              <w:jc w:val="center"/>
+              <w:rPr>
+                <w:rFonts w:ascii="Times New Roman" w:hAnsi="Times New Roman" w:cs="Times New Roman"/>
+                <w:sz w:val="24"/>
+                <w:szCs w:val="24"/>
+              </w:rPr>
+            </w:pPr>
+            <w:r>
+              <w:rPr>
+                <w:rFonts w:ascii="Times New Roman" w:hAnsi="Times New Roman" w:cs="Times New Roman"/>
+                <w:sz w:val="24"/>
+                <w:szCs w:val="24"/>
+              </w:rPr>
+              <w:t>44</w:t>
+            </w:r>
+          </w:p>
+        </w:tc>
+        <w:tc>
+          <w:tcPr>
+            <w:tcW w:w="2661" w:type="dxa"/>
+          </w:tcPr>
+          <w:p>
+            <w:pPr>
+              <w:jc w:val="center"/>
+              <w:rPr>
+                <w:rFonts w:ascii="Times New Roman" w:hAnsi="Times New Roman" w:cs="Times New Roman"/>
+                <w:sz w:val="24"/>
+                <w:szCs w:val="24"/>
+                <w:lang w:val="en-US"/>
+              </w:rPr>
+            </w:pPr>
+            <w:r>
+              <w:rPr>
+                <w:rFonts w:ascii="Times New Roman" w:hAnsi="Times New Roman" w:cs="Times New Roman"/>
+                <w:sz w:val="24"/>
+                <w:szCs w:val="24"/>
+                <w:lang w:val="en-US"/>
+              </w:rPr>
+              <w:t>UR-2-1</w:t>
+            </w:r>
+          </w:p>
+        </w:tc>
+        <w:tc>
+          <w:tcPr>
+            <w:tcW w:w="3685" w:type="dxa"/>
+          </w:tcPr>
+          <w:p>
+            <w:pPr>
+              <w:tabs>
+                <w:tab w:val="left" w:pos="2412"/>
+              </w:tabs>
+              <w:jc w:val="center"/>
+              <w:rPr>
+                <w:rFonts w:ascii="Times New Roman" w:hAnsi="Times New Roman" w:cs="Times New Roman"/>
+                <w:sz w:val="24"/>
+                <w:szCs w:val="24"/>
+              </w:rPr>
+            </w:pPr>
+            <w:r>
+              <w:rPr>
+                <w:rFonts w:ascii="Times New Roman" w:hAnsi="Times New Roman" w:cs="Times New Roman"/>
+                <w:sz w:val="24"/>
+                <w:szCs w:val="24"/>
+              </w:rPr>
+              <w:t>Ввод имени пользователя</w:t>
+            </w:r>
+          </w:p>
+        </w:tc>
+        <w:tc>
+          <w:tcPr>
+            <w:tcW w:w="3119" w:type="dxa"/>
+          </w:tcPr>
+          <w:p>
+            <w:pPr>
+              <w:jc w:val="center"/>
+              <w:rPr>
+                <w:rFonts w:ascii="Times New Roman" w:hAnsi="Times New Roman" w:cs="Times New Roman"/>
+                <w:sz w:val="24"/>
+                <w:szCs w:val="24"/>
+              </w:rPr>
+            </w:pPr>
+            <w:r>
+              <w:rPr>
+                <w:rFonts w:ascii="Times New Roman" w:hAnsi="Times New Roman" w:cs="Times New Roman"/>
+                <w:sz w:val="24"/>
+                <w:szCs w:val="24"/>
+              </w:rPr>
+              <w:t>https://github.com/shorokhovkir/AIS_project/blob/main/</w:t>
+            </w:r>
+            <w:r>
+              <w:rPr>
+                <w:rFonts w:ascii="Times New Roman" w:hAnsi="Times New Roman" w:cs="Times New Roman"/>
+                <w:sz w:val="24"/>
+                <w:szCs w:val="24"/>
+                <w:lang w:val="en-US"/>
+              </w:rPr>
+              <w:t>UR</w:t>
+            </w:r>
+            <w:r>
+              <w:rPr>
+                <w:rFonts w:ascii="Times New Roman" w:hAnsi="Times New Roman" w:cs="Times New Roman"/>
+                <w:sz w:val="24"/>
+                <w:szCs w:val="24"/>
+              </w:rPr>
+              <w:t>/</w:t>
+            </w:r>
+            <w:r>
+              <w:rPr>
+                <w:rFonts w:ascii="Times New Roman" w:hAnsi="Times New Roman" w:cs="Times New Roman"/>
+                <w:sz w:val="24"/>
+                <w:szCs w:val="24"/>
+                <w:lang w:val="en-US"/>
+              </w:rPr>
+              <w:t>U</w:t>
+            </w:r>
+            <w:r>
+              <w:rPr>
+                <w:rFonts w:ascii="Times New Roman" w:hAnsi="Times New Roman" w:cs="Times New Roman"/>
+                <w:sz w:val="24"/>
+                <w:szCs w:val="24"/>
+              </w:rPr>
+              <w:t>R-</w:t>
+            </w:r>
+            <w:r>
+              <w:rPr>
+                <w:rFonts w:ascii="Times New Roman" w:hAnsi="Times New Roman" w:cs="Times New Roman"/>
+                <w:sz w:val="24"/>
+                <w:szCs w:val="24"/>
+              </w:rPr>
+              <w:t>2</w:t>
+            </w:r>
+            <w:r>
+              <w:rPr>
+                <w:rFonts w:ascii="Times New Roman" w:hAnsi="Times New Roman" w:cs="Times New Roman"/>
+                <w:sz w:val="24"/>
+                <w:szCs w:val="24"/>
+              </w:rPr>
+              <w:t>-1.docx</w:t>
+            </w:r>
+          </w:p>
+        </w:tc>
+        <w:tc>
+          <w:tcPr>
+            <w:tcW w:w="1417" w:type="dxa"/>
+          </w:tcPr>
+          <w:p>
+            <w:pPr>
+              <w:jc w:val="center"/>
+              <w:rPr>
+                <w:rFonts w:ascii="Times New Roman" w:hAnsi="Times New Roman" w:cs="Times New Roman"/>
+                <w:sz w:val="24"/>
+                <w:szCs w:val="24"/>
+              </w:rPr>
+            </w:pPr>
+            <w:r>
+              <w:rPr>
+                <w:rFonts w:ascii="Times New Roman" w:hAnsi="Times New Roman" w:cs="Times New Roman"/>
+                <w:sz w:val="24"/>
+                <w:szCs w:val="24"/>
+              </w:rPr>
+              <w:t>28.10.2025</w:t>
+            </w:r>
+          </w:p>
+        </w:tc>
+        <w:tc>
+          <w:tcPr>
+            <w:tcW w:w="1418" w:type="dxa"/>
+          </w:tcPr>
+          <w:p>
+            <w:pPr>
+              <w:jc w:val="center"/>
+              <w:rPr>
+                <w:rFonts w:ascii="Times New Roman" w:hAnsi="Times New Roman" w:cs="Times New Roman"/>
+                <w:sz w:val="24"/>
+                <w:szCs w:val="24"/>
+              </w:rPr>
+            </w:pPr>
+            <w:r>
+              <w:rPr>
+                <w:rFonts w:ascii="Times New Roman" w:hAnsi="Times New Roman" w:cs="Times New Roman"/>
+                <w:sz w:val="24"/>
+                <w:szCs w:val="24"/>
+              </w:rPr>
+              <w:t>28.10.2025</w:t>
+            </w:r>
+          </w:p>
+        </w:tc>
+        <w:tc>
+          <w:tcPr>
+            <w:tcW w:w="1665" w:type="dxa"/>
+          </w:tcPr>
+          <w:p>
+            <w:pPr>
+              <w:jc w:val="center"/>
+              <w:rPr>
+                <w:rFonts w:ascii="Times New Roman" w:hAnsi="Times New Roman" w:cs="Times New Roman"/>
+                <w:sz w:val="24"/>
+                <w:szCs w:val="24"/>
+              </w:rPr>
+            </w:pPr>
+            <w:r>
+              <w:rPr>
+                <w:rFonts w:ascii="Times New Roman" w:hAnsi="Times New Roman" w:cs="Times New Roman"/>
+                <w:sz w:val="24"/>
+                <w:szCs w:val="24"/>
+              </w:rPr>
+              <w:t>Шорохов К.В</w:t>
+            </w:r>
+          </w:p>
+        </w:tc>
+      </w:tr>
+      <w:tr>
+        <w:tc>
+          <w:tcPr>
+            <w:tcW w:w="595" w:type="dxa"/>
+          </w:tcPr>
+          <w:p>
+            <w:pPr>
+              <w:jc w:val="center"/>
+              <w:rPr>
+                <w:rFonts w:ascii="Times New Roman" w:hAnsi="Times New Roman" w:cs="Times New Roman"/>
+                <w:sz w:val="24"/>
+                <w:szCs w:val="24"/>
+              </w:rPr>
+            </w:pPr>
+            <w:r>
+              <w:rPr>
+                <w:rFonts w:ascii="Times New Roman" w:hAnsi="Times New Roman" w:cs="Times New Roman"/>
+                <w:sz w:val="24"/>
+                <w:szCs w:val="24"/>
+              </w:rPr>
+              <w:t>45</w:t>
+            </w:r>
+          </w:p>
+        </w:tc>
+        <w:tc>
+          <w:tcPr>
+            <w:tcW w:w="2661" w:type="dxa"/>
+          </w:tcPr>
+          <w:p>
+            <w:pPr>
+              <w:jc w:val="center"/>
+              <w:rPr>
+                <w:rFonts w:ascii="Times New Roman" w:hAnsi="Times New Roman" w:cs="Times New Roman"/>
+                <w:sz w:val="24"/>
+                <w:szCs w:val="24"/>
+                <w:lang w:val="en-US"/>
+              </w:rPr>
+            </w:pPr>
+            <w:r>
+              <w:rPr>
+                <w:rFonts w:ascii="Times New Roman" w:hAnsi="Times New Roman" w:cs="Times New Roman"/>
+                <w:sz w:val="24"/>
+                <w:szCs w:val="24"/>
+                <w:lang w:val="en-US"/>
+              </w:rPr>
+              <w:t>UR-3-1</w:t>
+            </w:r>
+          </w:p>
+        </w:tc>
+        <w:tc>
+          <w:tcPr>
+            <w:tcW w:w="3685" w:type="dxa"/>
+          </w:tcPr>
+          <w:p>
+            <w:pPr>
+              <w:tabs>
+                <w:tab w:val="left" w:pos="2412"/>
+              </w:tabs>
+              <w:jc w:val="center"/>
+              <w:rPr>
+                <w:rFonts w:ascii="Times New Roman" w:hAnsi="Times New Roman" w:cs="Times New Roman"/>
+                <w:sz w:val="24"/>
+                <w:szCs w:val="24"/>
+              </w:rPr>
+            </w:pPr>
+            <w:r>
+              <w:t>Просмотр инвентаря</w:t>
+            </w:r>
+          </w:p>
+        </w:tc>
+        <w:tc>
+          <w:tcPr>
+            <w:tcW w:w="3119" w:type="dxa"/>
+          </w:tcPr>
+          <w:p>
+            <w:pPr>
+              <w:jc w:val="center"/>
+              <w:rPr>
+                <w:rFonts w:ascii="Times New Roman" w:hAnsi="Times New Roman" w:cs="Times New Roman"/>
+                <w:sz w:val="24"/>
+                <w:szCs w:val="24"/>
+              </w:rPr>
+            </w:pPr>
+            <w:r>
+              <w:rPr>
+                <w:rFonts w:ascii="Times New Roman" w:hAnsi="Times New Roman" w:cs="Times New Roman"/>
+                <w:sz w:val="24"/>
+                <w:szCs w:val="24"/>
+              </w:rPr>
+              <w:t>https://github.com/shorokhovkir/AIS_project/blob/main/</w:t>
+            </w:r>
+            <w:r>
+              <w:rPr>
+                <w:rFonts w:ascii="Times New Roman" w:hAnsi="Times New Roman" w:cs="Times New Roman"/>
+                <w:sz w:val="24"/>
+                <w:szCs w:val="24"/>
+                <w:lang w:val="en-US"/>
+              </w:rPr>
+              <w:t>UR</w:t>
+            </w:r>
+            <w:r>
+              <w:rPr>
+                <w:rFonts w:ascii="Times New Roman" w:hAnsi="Times New Roman" w:cs="Times New Roman"/>
+                <w:sz w:val="24"/>
+                <w:szCs w:val="24"/>
+              </w:rPr>
+              <w:t>/</w:t>
+            </w:r>
+            <w:r>
+              <w:rPr>
+                <w:rFonts w:ascii="Times New Roman" w:hAnsi="Times New Roman" w:cs="Times New Roman"/>
+                <w:sz w:val="24"/>
+                <w:szCs w:val="24"/>
+                <w:lang w:val="en-US"/>
+              </w:rPr>
+              <w:t>U</w:t>
+            </w:r>
+            <w:r>
+              <w:rPr>
+                <w:rFonts w:ascii="Times New Roman" w:hAnsi="Times New Roman" w:cs="Times New Roman"/>
+                <w:sz w:val="24"/>
+                <w:szCs w:val="24"/>
+              </w:rPr>
+              <w:t>R-</w:t>
+            </w:r>
+            <w:r>
+              <w:rPr>
+                <w:rFonts w:ascii="Times New Roman" w:hAnsi="Times New Roman" w:cs="Times New Roman"/>
+                <w:sz w:val="24"/>
+                <w:szCs w:val="24"/>
+              </w:rPr>
+              <w:t>3</w:t>
+            </w:r>
+            <w:r>
+              <w:rPr>
+                <w:rFonts w:ascii="Times New Roman" w:hAnsi="Times New Roman" w:cs="Times New Roman"/>
+                <w:sz w:val="24"/>
+                <w:szCs w:val="24"/>
+              </w:rPr>
+              <w:t>-1.docx</w:t>
+            </w:r>
+          </w:p>
+        </w:tc>
+        <w:tc>
+          <w:tcPr>
+            <w:tcW w:w="1417" w:type="dxa"/>
+          </w:tcPr>
+          <w:p>
+            <w:pPr>
+              <w:jc w:val="center"/>
+              <w:rPr>
+                <w:rFonts w:ascii="Times New Roman" w:hAnsi="Times New Roman" w:cs="Times New Roman"/>
+                <w:sz w:val="24"/>
+                <w:szCs w:val="24"/>
+              </w:rPr>
+            </w:pPr>
+            <w:r>
+              <w:rPr>
+                <w:rFonts w:ascii="Times New Roman" w:hAnsi="Times New Roman" w:cs="Times New Roman"/>
+                <w:sz w:val="24"/>
+                <w:szCs w:val="24"/>
+              </w:rPr>
+              <w:t>28.10.2025</w:t>
+            </w:r>
+          </w:p>
+        </w:tc>
+        <w:tc>
+          <w:tcPr>
+            <w:tcW w:w="1418" w:type="dxa"/>
+          </w:tcPr>
+          <w:p>
+            <w:pPr>
+              <w:jc w:val="center"/>
+              <w:rPr>
+                <w:rFonts w:ascii="Times New Roman" w:hAnsi="Times New Roman" w:cs="Times New Roman"/>
+                <w:sz w:val="24"/>
+                <w:szCs w:val="24"/>
+              </w:rPr>
+            </w:pPr>
+            <w:r>
+              <w:rPr>
+                <w:rFonts w:ascii="Times New Roman" w:hAnsi="Times New Roman" w:cs="Times New Roman"/>
+                <w:sz w:val="24"/>
+                <w:szCs w:val="24"/>
+              </w:rPr>
+              <w:t>28.10.2025</w:t>
+            </w:r>
+          </w:p>
+        </w:tc>
+        <w:tc>
+          <w:tcPr>
+            <w:tcW w:w="1665" w:type="dxa"/>
+          </w:tcPr>
+          <w:p>
+            <w:pPr>
+              <w:jc w:val="center"/>
+              <w:rPr>
+                <w:rFonts w:ascii="Times New Roman" w:hAnsi="Times New Roman" w:cs="Times New Roman"/>
+                <w:sz w:val="24"/>
+                <w:szCs w:val="24"/>
+              </w:rPr>
+            </w:pPr>
+            <w:r>
+              <w:rPr>
+                <w:rFonts w:ascii="Times New Roman" w:hAnsi="Times New Roman" w:cs="Times New Roman"/>
+                <w:sz w:val="24"/>
+                <w:szCs w:val="24"/>
+              </w:rPr>
+              <w:t>Шорохов К.В</w:t>
+            </w:r>
+          </w:p>
+        </w:tc>
+      </w:tr>
+      <w:tr>
+        <w:tc>
+          <w:tcPr>
+            <w:tcW w:w="595" w:type="dxa"/>
+          </w:tcPr>
+          <w:p>
+            <w:pPr>
+              <w:jc w:val="center"/>
+              <w:rPr>
+                <w:rFonts w:ascii="Times New Roman" w:hAnsi="Times New Roman" w:cs="Times New Roman"/>
+                <w:sz w:val="24"/>
+                <w:szCs w:val="24"/>
+              </w:rPr>
+            </w:pPr>
+            <w:r>
+              <w:rPr>
+                <w:rFonts w:ascii="Times New Roman" w:hAnsi="Times New Roman" w:cs="Times New Roman"/>
+                <w:sz w:val="24"/>
+                <w:szCs w:val="24"/>
+              </w:rPr>
+              <w:t>46</w:t>
+            </w:r>
+          </w:p>
+        </w:tc>
+        <w:tc>
+          <w:tcPr>
+            <w:tcW w:w="2661" w:type="dxa"/>
+          </w:tcPr>
+          <w:p>
+            <w:pPr>
+              <w:jc w:val="center"/>
+              <w:rPr>
+                <w:rFonts w:ascii="Times New Roman" w:hAnsi="Times New Roman" w:cs="Times New Roman"/>
+                <w:sz w:val="24"/>
+                <w:szCs w:val="24"/>
+                <w:lang w:val="en-US"/>
+              </w:rPr>
+            </w:pPr>
+            <w:r>
+              <w:rPr>
+                <w:rFonts w:ascii="Times New Roman" w:hAnsi="Times New Roman" w:cs="Times New Roman"/>
+                <w:sz w:val="24"/>
+                <w:szCs w:val="24"/>
+                <w:lang w:val="en-US"/>
+              </w:rPr>
+              <w:t>UR-4-1</w:t>
+            </w:r>
+          </w:p>
+        </w:tc>
+        <w:tc>
+          <w:tcPr>
+            <w:tcW w:w="3685" w:type="dxa"/>
+          </w:tcPr>
+          <w:p>
+            <w:pPr>
+              <w:tabs>
+                <w:tab w:val="left" w:pos="2412"/>
+              </w:tabs>
+              <w:jc w:val="center"/>
+            </w:pPr>
+            <w:r>
+              <w:rPr>
+                <w:rFonts w:ascii="Times New Roman" w:hAnsi="Times New Roman" w:cs="Times New Roman"/>
+                <w:sz w:val="24"/>
+                <w:szCs w:val="24"/>
+              </w:rPr>
+              <w:t>Ход</w:t>
+            </w:r>
+          </w:p>
+        </w:tc>
+        <w:tc>
+          <w:tcPr>
+            <w:tcW w:w="3119" w:type="dxa"/>
+          </w:tcPr>
+          <w:p>
+            <w:pPr>
+              <w:jc w:val="center"/>
+              <w:rPr>
+                <w:rFonts w:ascii="Times New Roman" w:hAnsi="Times New Roman" w:cs="Times New Roman"/>
+                <w:sz w:val="24"/>
+                <w:szCs w:val="24"/>
+              </w:rPr>
+            </w:pPr>
+            <w:r>
+              <w:rPr>
+                <w:rFonts w:ascii="Times New Roman" w:hAnsi="Times New Roman" w:cs="Times New Roman"/>
+                <w:sz w:val="24"/>
+                <w:szCs w:val="24"/>
+              </w:rPr>
+              <w:t>https://github.com/shorokhovkir/AIS_project/blob/main/</w:t>
+            </w:r>
+            <w:r>
+              <w:rPr>
+                <w:rFonts w:ascii="Times New Roman" w:hAnsi="Times New Roman" w:cs="Times New Roman"/>
+                <w:sz w:val="24"/>
+                <w:szCs w:val="24"/>
+                <w:lang w:val="en-US"/>
+              </w:rPr>
+              <w:t>UR</w:t>
+            </w:r>
+            <w:r>
+              <w:rPr>
+                <w:rFonts w:ascii="Times New Roman" w:hAnsi="Times New Roman" w:cs="Times New Roman"/>
+                <w:sz w:val="24"/>
+                <w:szCs w:val="24"/>
+              </w:rPr>
+              <w:t>/</w:t>
+            </w:r>
+            <w:r>
+              <w:rPr>
+                <w:rFonts w:ascii="Times New Roman" w:hAnsi="Times New Roman" w:cs="Times New Roman"/>
+                <w:sz w:val="24"/>
+                <w:szCs w:val="24"/>
+                <w:lang w:val="en-US"/>
+              </w:rPr>
+              <w:t>U</w:t>
+            </w:r>
+            <w:r>
+              <w:rPr>
+                <w:rFonts w:ascii="Times New Roman" w:hAnsi="Times New Roman" w:cs="Times New Roman"/>
+                <w:sz w:val="24"/>
+                <w:szCs w:val="24"/>
+              </w:rPr>
+              <w:t>R-</w:t>
             </w:r>
             <w:r>
               <w:rPr>
@@ -9340,7 +9850,1543 @@
                 <w:sz w:val="24"/>
                 <w:szCs w:val="24"/>
               </w:rPr>
-              <w:t>Шорохов К.В.</w:t>
+              <w:t>Шорохов К.В</w:t>
+            </w:r>
+          </w:p>
+        </w:tc>
+      </w:tr>
+      <w:tr>
+        <w:tc>
+          <w:tcPr>
+            <w:tcW w:w="595" w:type="dxa"/>
+          </w:tcPr>
+          <w:p>
+            <w:pPr>
+              <w:jc w:val="center"/>
+              <w:rPr>
+                <w:rFonts w:ascii="Times New Roman" w:hAnsi="Times New Roman" w:cs="Times New Roman"/>
+                <w:sz w:val="24"/>
+                <w:szCs w:val="24"/>
+              </w:rPr>
+            </w:pPr>
+            <w:r>
+              <w:rPr>
+                <w:rFonts w:ascii="Times New Roman" w:hAnsi="Times New Roman" w:cs="Times New Roman"/>
+                <w:sz w:val="24"/>
+                <w:szCs w:val="24"/>
+              </w:rPr>
+              <w:t>47</w:t>
+            </w:r>
+          </w:p>
+        </w:tc>
+        <w:tc>
+          <w:tcPr>
+            <w:tcW w:w="2661" w:type="dxa"/>
+          </w:tcPr>
+          <w:p>
+            <w:pPr>
+              <w:jc w:val="center"/>
+              <w:rPr>
+                <w:rFonts w:ascii="Times New Roman" w:hAnsi="Times New Roman" w:cs="Times New Roman"/>
+                <w:sz w:val="24"/>
+                <w:szCs w:val="24"/>
+                <w:lang w:val="en-US"/>
+              </w:rPr>
+            </w:pPr>
+            <w:r>
+              <w:rPr>
+                <w:rFonts w:ascii="Times New Roman" w:hAnsi="Times New Roman" w:cs="Times New Roman"/>
+                <w:sz w:val="24"/>
+                <w:szCs w:val="24"/>
+                <w:lang w:val="en-US"/>
+              </w:rPr>
+              <w:t>UR-5-1</w:t>
+            </w:r>
+          </w:p>
+        </w:tc>
+        <w:tc>
+          <w:tcPr>
+            <w:tcW w:w="3685" w:type="dxa"/>
+          </w:tcPr>
+          <w:p>
+            <w:pPr>
+              <w:tabs>
+                <w:tab w:val="left" w:pos="2412"/>
+              </w:tabs>
+              <w:jc w:val="center"/>
+              <w:rPr>
+                <w:rFonts w:ascii="Times New Roman" w:hAnsi="Times New Roman" w:cs="Times New Roman"/>
+                <w:sz w:val="24"/>
+                <w:szCs w:val="24"/>
+              </w:rPr>
+            </w:pPr>
+            <w:r>
+              <w:rPr>
+                <w:rFonts w:ascii="Times New Roman" w:hAnsi="Times New Roman" w:cs="Times New Roman"/>
+                <w:sz w:val="24"/>
+                <w:szCs w:val="24"/>
+              </w:rPr>
+              <w:t>Выстрелы</w:t>
+            </w:r>
+          </w:p>
+        </w:tc>
+        <w:tc>
+          <w:tcPr>
+            <w:tcW w:w="3119" w:type="dxa"/>
+          </w:tcPr>
+          <w:p>
+            <w:pPr>
+              <w:jc w:val="center"/>
+              <w:rPr>
+                <w:rFonts w:ascii="Times New Roman" w:hAnsi="Times New Roman" w:cs="Times New Roman"/>
+                <w:sz w:val="24"/>
+                <w:szCs w:val="24"/>
+              </w:rPr>
+            </w:pPr>
+            <w:r>
+              <w:rPr>
+                <w:rFonts w:ascii="Times New Roman" w:hAnsi="Times New Roman" w:cs="Times New Roman"/>
+                <w:sz w:val="24"/>
+                <w:szCs w:val="24"/>
+              </w:rPr>
+              <w:t>https://github.com/shorokhovkir/AIS_project/blob/main/</w:t>
+            </w:r>
+            <w:r>
+              <w:rPr>
+                <w:rFonts w:ascii="Times New Roman" w:hAnsi="Times New Roman" w:cs="Times New Roman"/>
+                <w:sz w:val="24"/>
+                <w:szCs w:val="24"/>
+                <w:lang w:val="en-US"/>
+              </w:rPr>
+              <w:t>UR</w:t>
+            </w:r>
+            <w:r>
+              <w:rPr>
+                <w:rFonts w:ascii="Times New Roman" w:hAnsi="Times New Roman" w:cs="Times New Roman"/>
+                <w:sz w:val="24"/>
+                <w:szCs w:val="24"/>
+              </w:rPr>
+              <w:t>/</w:t>
+            </w:r>
+            <w:r>
+              <w:rPr>
+                <w:rFonts w:ascii="Times New Roman" w:hAnsi="Times New Roman" w:cs="Times New Roman"/>
+                <w:sz w:val="24"/>
+                <w:szCs w:val="24"/>
+                <w:lang w:val="en-US"/>
+              </w:rPr>
+              <w:t>U</w:t>
+            </w:r>
+            <w:r>
+              <w:rPr>
+                <w:rFonts w:ascii="Times New Roman" w:hAnsi="Times New Roman" w:cs="Times New Roman"/>
+                <w:sz w:val="24"/>
+                <w:szCs w:val="24"/>
+              </w:rPr>
+              <w:t>R-</w:t>
+            </w:r>
+            <w:r>
+              <w:rPr>
+                <w:rFonts w:ascii="Times New Roman" w:hAnsi="Times New Roman" w:cs="Times New Roman"/>
+                <w:sz w:val="24"/>
+                <w:szCs w:val="24"/>
+              </w:rPr>
+              <w:t>5</w:t>
+            </w:r>
+            <w:r>
+              <w:rPr>
+                <w:rFonts w:ascii="Times New Roman" w:hAnsi="Times New Roman" w:cs="Times New Roman"/>
+                <w:sz w:val="24"/>
+                <w:szCs w:val="24"/>
+              </w:rPr>
+              <w:t>-1.docx</w:t>
+            </w:r>
+          </w:p>
+        </w:tc>
+        <w:tc>
+          <w:tcPr>
+            <w:tcW w:w="1417" w:type="dxa"/>
+          </w:tcPr>
+          <w:p>
+            <w:pPr>
+              <w:jc w:val="center"/>
+              <w:rPr>
+                <w:rFonts w:ascii="Times New Roman" w:hAnsi="Times New Roman" w:cs="Times New Roman"/>
+                <w:sz w:val="24"/>
+                <w:szCs w:val="24"/>
+              </w:rPr>
+            </w:pPr>
+            <w:r>
+              <w:rPr>
+                <w:rFonts w:ascii="Times New Roman" w:hAnsi="Times New Roman" w:cs="Times New Roman"/>
+                <w:sz w:val="24"/>
+                <w:szCs w:val="24"/>
+              </w:rPr>
+              <w:t>28.10.2025</w:t>
+            </w:r>
+          </w:p>
+        </w:tc>
+        <w:tc>
+          <w:tcPr>
+            <w:tcW w:w="1418" w:type="dxa"/>
+          </w:tcPr>
+          <w:p>
+            <w:pPr>
+              <w:jc w:val="center"/>
+              <w:rPr>
+                <w:rFonts w:ascii="Times New Roman" w:hAnsi="Times New Roman" w:cs="Times New Roman"/>
+                <w:sz w:val="24"/>
+                <w:szCs w:val="24"/>
+              </w:rPr>
+            </w:pPr>
+            <w:r>
+              <w:rPr>
+                <w:rFonts w:ascii="Times New Roman" w:hAnsi="Times New Roman" w:cs="Times New Roman"/>
+                <w:sz w:val="24"/>
+                <w:szCs w:val="24"/>
+              </w:rPr>
+              <w:t>28.10.2025</w:t>
+            </w:r>
+          </w:p>
+        </w:tc>
+        <w:tc>
+          <w:tcPr>
+            <w:tcW w:w="1665" w:type="dxa"/>
+          </w:tcPr>
+          <w:p>
+            <w:pPr>
+              <w:jc w:val="center"/>
+              <w:rPr>
+                <w:rFonts w:ascii="Times New Roman" w:hAnsi="Times New Roman" w:cs="Times New Roman"/>
+                <w:sz w:val="24"/>
+                <w:szCs w:val="24"/>
+              </w:rPr>
+            </w:pPr>
+            <w:r>
+              <w:rPr>
+                <w:rFonts w:ascii="Times New Roman" w:hAnsi="Times New Roman" w:cs="Times New Roman"/>
+                <w:sz w:val="24"/>
+                <w:szCs w:val="24"/>
+              </w:rPr>
+              <w:t>Шорохов К.В</w:t>
+            </w:r>
+          </w:p>
+        </w:tc>
+      </w:tr>
+      <w:tr>
+        <w:tc>
+          <w:tcPr>
+            <w:tcW w:w="595" w:type="dxa"/>
+          </w:tcPr>
+          <w:p>
+            <w:pPr>
+              <w:jc w:val="center"/>
+              <w:rPr>
+                <w:rFonts w:ascii="Times New Roman" w:hAnsi="Times New Roman" w:cs="Times New Roman"/>
+                <w:sz w:val="24"/>
+                <w:szCs w:val="24"/>
+              </w:rPr>
+            </w:pPr>
+            <w:r>
+              <w:rPr>
+                <w:rFonts w:ascii="Times New Roman" w:hAnsi="Times New Roman" w:cs="Times New Roman"/>
+                <w:sz w:val="24"/>
+                <w:szCs w:val="24"/>
+              </w:rPr>
+              <w:t>48</w:t>
+            </w:r>
+          </w:p>
+        </w:tc>
+        <w:tc>
+          <w:tcPr>
+            <w:tcW w:w="2661" w:type="dxa"/>
+          </w:tcPr>
+          <w:p>
+            <w:pPr>
+              <w:jc w:val="center"/>
+              <w:rPr>
+                <w:rFonts w:ascii="Times New Roman" w:hAnsi="Times New Roman" w:cs="Times New Roman"/>
+                <w:sz w:val="24"/>
+                <w:szCs w:val="24"/>
+                <w:lang w:val="en-US"/>
+              </w:rPr>
+            </w:pPr>
+            <w:r>
+              <w:rPr>
+                <w:rFonts w:ascii="Times New Roman" w:hAnsi="Times New Roman" w:cs="Times New Roman"/>
+                <w:sz w:val="24"/>
+                <w:szCs w:val="24"/>
+                <w:lang w:val="en-US"/>
+              </w:rPr>
+              <w:t>UR-6-1</w:t>
+            </w:r>
+          </w:p>
+        </w:tc>
+        <w:tc>
+          <w:tcPr>
+            <w:tcW w:w="3685" w:type="dxa"/>
+          </w:tcPr>
+          <w:p>
+            <w:pPr>
+              <w:tabs>
+                <w:tab w:val="left" w:pos="2412"/>
+              </w:tabs>
+              <w:jc w:val="center"/>
+              <w:rPr>
+                <w:rFonts w:ascii="Times New Roman" w:hAnsi="Times New Roman" w:cs="Times New Roman"/>
+                <w:sz w:val="24"/>
+                <w:szCs w:val="24"/>
+              </w:rPr>
+            </w:pPr>
+            <w:r>
+              <w:rPr>
+                <w:rFonts w:ascii="Times New Roman" w:hAnsi="Times New Roman" w:cs="Times New Roman"/>
+                <w:sz w:val="24"/>
+                <w:szCs w:val="24"/>
+              </w:rPr>
+              <w:t>Возврат в главное меню</w:t>
+            </w:r>
+          </w:p>
+        </w:tc>
+        <w:tc>
+          <w:tcPr>
+            <w:tcW w:w="3119" w:type="dxa"/>
+          </w:tcPr>
+          <w:p>
+            <w:pPr>
+              <w:jc w:val="center"/>
+              <w:rPr>
+                <w:rFonts w:ascii="Times New Roman" w:hAnsi="Times New Roman" w:cs="Times New Roman"/>
+                <w:sz w:val="24"/>
+                <w:szCs w:val="24"/>
+              </w:rPr>
+            </w:pPr>
+            <w:r>
+              <w:rPr>
+                <w:rFonts w:ascii="Times New Roman" w:hAnsi="Times New Roman" w:cs="Times New Roman"/>
+                <w:sz w:val="24"/>
+                <w:szCs w:val="24"/>
+              </w:rPr>
+              <w:t>https://github.com/shorokhovkir/AIS_project/blob/main/</w:t>
+            </w:r>
+            <w:r>
+              <w:rPr>
+                <w:rFonts w:ascii="Times New Roman" w:hAnsi="Times New Roman" w:cs="Times New Roman"/>
+                <w:sz w:val="24"/>
+                <w:szCs w:val="24"/>
+                <w:lang w:val="en-US"/>
+              </w:rPr>
+              <w:t>UR</w:t>
+            </w:r>
+            <w:r>
+              <w:rPr>
+                <w:rFonts w:ascii="Times New Roman" w:hAnsi="Times New Roman" w:cs="Times New Roman"/>
+                <w:sz w:val="24"/>
+                <w:szCs w:val="24"/>
+              </w:rPr>
+              <w:t>/</w:t>
+            </w:r>
+            <w:r>
+              <w:rPr>
+                <w:rFonts w:ascii="Times New Roman" w:hAnsi="Times New Roman" w:cs="Times New Roman"/>
+                <w:sz w:val="24"/>
+                <w:szCs w:val="24"/>
+                <w:lang w:val="en-US"/>
+              </w:rPr>
+              <w:t>U</w:t>
+            </w:r>
+            <w:r>
+              <w:rPr>
+                <w:rFonts w:ascii="Times New Roman" w:hAnsi="Times New Roman" w:cs="Times New Roman"/>
+                <w:sz w:val="24"/>
+                <w:szCs w:val="24"/>
+              </w:rPr>
+              <w:t>R-</w:t>
+            </w:r>
+            <w:r>
+              <w:rPr>
+                <w:rFonts w:ascii="Times New Roman" w:hAnsi="Times New Roman" w:cs="Times New Roman"/>
+                <w:sz w:val="24"/>
+                <w:szCs w:val="24"/>
+              </w:rPr>
+              <w:t>6</w:t>
+            </w:r>
+            <w:r>
+              <w:rPr>
+                <w:rFonts w:ascii="Times New Roman" w:hAnsi="Times New Roman" w:cs="Times New Roman"/>
+                <w:sz w:val="24"/>
+                <w:szCs w:val="24"/>
+              </w:rPr>
+              <w:t>-1.docx</w:t>
+            </w:r>
+          </w:p>
+        </w:tc>
+        <w:tc>
+          <w:tcPr>
+            <w:tcW w:w="1417" w:type="dxa"/>
+          </w:tcPr>
+          <w:p>
+            <w:pPr>
+              <w:jc w:val="center"/>
+              <w:rPr>
+                <w:rFonts w:ascii="Times New Roman" w:hAnsi="Times New Roman" w:cs="Times New Roman"/>
+                <w:sz w:val="24"/>
+                <w:szCs w:val="24"/>
+              </w:rPr>
+            </w:pPr>
+            <w:r>
+              <w:rPr>
+                <w:rFonts w:ascii="Times New Roman" w:hAnsi="Times New Roman" w:cs="Times New Roman"/>
+                <w:sz w:val="24"/>
+                <w:szCs w:val="24"/>
+              </w:rPr>
+              <w:t>28.10.2025</w:t>
+            </w:r>
+          </w:p>
+        </w:tc>
+        <w:tc>
+          <w:tcPr>
+            <w:tcW w:w="1418" w:type="dxa"/>
+          </w:tcPr>
+          <w:p>
+            <w:pPr>
+              <w:jc w:val="center"/>
+              <w:rPr>
+                <w:rFonts w:ascii="Times New Roman" w:hAnsi="Times New Roman" w:cs="Times New Roman"/>
+                <w:sz w:val="24"/>
+                <w:szCs w:val="24"/>
+              </w:rPr>
+            </w:pPr>
+            <w:r>
+              <w:rPr>
+                <w:rFonts w:ascii="Times New Roman" w:hAnsi="Times New Roman" w:cs="Times New Roman"/>
+                <w:sz w:val="24"/>
+                <w:szCs w:val="24"/>
+              </w:rPr>
+              <w:t>28.10.2025</w:t>
+            </w:r>
+          </w:p>
+        </w:tc>
+        <w:tc>
+          <w:tcPr>
+            <w:tcW w:w="1665" w:type="dxa"/>
+          </w:tcPr>
+          <w:p>
+            <w:pPr>
+              <w:jc w:val="center"/>
+              <w:rPr>
+                <w:rFonts w:ascii="Times New Roman" w:hAnsi="Times New Roman" w:cs="Times New Roman"/>
+                <w:sz w:val="24"/>
+                <w:szCs w:val="24"/>
+              </w:rPr>
+            </w:pPr>
+            <w:r>
+              <w:rPr>
+                <w:rFonts w:ascii="Times New Roman" w:hAnsi="Times New Roman" w:cs="Times New Roman"/>
+                <w:sz w:val="24"/>
+                <w:szCs w:val="24"/>
+              </w:rPr>
+              <w:t>Шорохов К.В</w:t>
+            </w:r>
+          </w:p>
+        </w:tc>
+      </w:tr>
+      <w:tr>
+        <w:tc>
+          <w:tcPr>
+            <w:tcW w:w="595" w:type="dxa"/>
+          </w:tcPr>
+          <w:p>
+            <w:pPr>
+              <w:jc w:val="center"/>
+              <w:rPr>
+                <w:rFonts w:ascii="Times New Roman" w:hAnsi="Times New Roman" w:cs="Times New Roman"/>
+                <w:sz w:val="24"/>
+                <w:szCs w:val="24"/>
+              </w:rPr>
+            </w:pPr>
+            <w:r>
+              <w:rPr>
+                <w:rFonts w:ascii="Times New Roman" w:hAnsi="Times New Roman" w:cs="Times New Roman"/>
+                <w:sz w:val="24"/>
+                <w:szCs w:val="24"/>
+              </w:rPr>
+              <w:t>49</w:t>
+            </w:r>
+          </w:p>
+        </w:tc>
+        <w:tc>
+          <w:tcPr>
+            <w:tcW w:w="2661" w:type="dxa"/>
+          </w:tcPr>
+          <w:p>
+            <w:pPr>
+              <w:jc w:val="center"/>
+              <w:rPr>
+                <w:rFonts w:ascii="Times New Roman" w:hAnsi="Times New Roman" w:cs="Times New Roman"/>
+                <w:sz w:val="24"/>
+                <w:szCs w:val="24"/>
+                <w:lang w:val="en-US"/>
+              </w:rPr>
+            </w:pPr>
+            <w:r>
+              <w:rPr>
+                <w:rFonts w:ascii="Times New Roman" w:hAnsi="Times New Roman" w:cs="Times New Roman"/>
+                <w:sz w:val="24"/>
+                <w:szCs w:val="24"/>
+                <w:lang w:val="en-US"/>
+              </w:rPr>
+              <w:t>UR-7-1</w:t>
+            </w:r>
+          </w:p>
+        </w:tc>
+        <w:tc>
+          <w:tcPr>
+            <w:tcW w:w="3685" w:type="dxa"/>
+          </w:tcPr>
+          <w:p>
+            <w:pPr>
+              <w:tabs>
+                <w:tab w:val="left" w:pos="2412"/>
+              </w:tabs>
+              <w:jc w:val="center"/>
+              <w:rPr>
+                <w:rFonts w:ascii="Times New Roman" w:hAnsi="Times New Roman" w:cs="Times New Roman"/>
+                <w:sz w:val="24"/>
+                <w:szCs w:val="24"/>
+              </w:rPr>
+            </w:pPr>
+            <w:r>
+              <w:rPr>
+                <w:rFonts w:ascii="Times New Roman" w:hAnsi="Times New Roman" w:cs="Times New Roman"/>
+                <w:sz w:val="24"/>
+                <w:szCs w:val="24"/>
+              </w:rPr>
+              <w:t>Выход из игры</w:t>
+            </w:r>
+          </w:p>
+        </w:tc>
+        <w:tc>
+          <w:tcPr>
+            <w:tcW w:w="3119" w:type="dxa"/>
+          </w:tcPr>
+          <w:p>
+            <w:pPr>
+              <w:jc w:val="center"/>
+              <w:rPr>
+                <w:rFonts w:ascii="Times New Roman" w:hAnsi="Times New Roman" w:cs="Times New Roman"/>
+                <w:sz w:val="24"/>
+                <w:szCs w:val="24"/>
+              </w:rPr>
+            </w:pPr>
+            <w:r>
+              <w:rPr>
+                <w:rFonts w:ascii="Times New Roman" w:hAnsi="Times New Roman" w:cs="Times New Roman"/>
+                <w:sz w:val="24"/>
+                <w:szCs w:val="24"/>
+              </w:rPr>
+              <w:t>https://github.com/shorokhovkir/AIS_project/blob/main/</w:t>
+            </w:r>
+            <w:r>
+              <w:rPr>
+                <w:rFonts w:ascii="Times New Roman" w:hAnsi="Times New Roman" w:cs="Times New Roman"/>
+                <w:sz w:val="24"/>
+                <w:szCs w:val="24"/>
+                <w:lang w:val="en-US"/>
+              </w:rPr>
+              <w:t>UR</w:t>
+            </w:r>
+            <w:r>
+              <w:rPr>
+                <w:rFonts w:ascii="Times New Roman" w:hAnsi="Times New Roman" w:cs="Times New Roman"/>
+                <w:sz w:val="24"/>
+                <w:szCs w:val="24"/>
+              </w:rPr>
+              <w:t>/</w:t>
+            </w:r>
+            <w:r>
+              <w:rPr>
+                <w:rFonts w:ascii="Times New Roman" w:hAnsi="Times New Roman" w:cs="Times New Roman"/>
+                <w:sz w:val="24"/>
+                <w:szCs w:val="24"/>
+                <w:lang w:val="en-US"/>
+              </w:rPr>
+              <w:t>U</w:t>
+            </w:r>
+            <w:r>
+              <w:rPr>
+                <w:rFonts w:ascii="Times New Roman" w:hAnsi="Times New Roman" w:cs="Times New Roman"/>
+                <w:sz w:val="24"/>
+                <w:szCs w:val="24"/>
+              </w:rPr>
+              <w:t>R-</w:t>
+            </w:r>
+            <w:r>
+              <w:rPr>
+                <w:rFonts w:ascii="Times New Roman" w:hAnsi="Times New Roman" w:cs="Times New Roman"/>
+                <w:sz w:val="24"/>
+                <w:szCs w:val="24"/>
+              </w:rPr>
+              <w:t>7</w:t>
+            </w:r>
+            <w:r>
+              <w:rPr>
+                <w:rFonts w:ascii="Times New Roman" w:hAnsi="Times New Roman" w:cs="Times New Roman"/>
+                <w:sz w:val="24"/>
+                <w:szCs w:val="24"/>
+              </w:rPr>
+              <w:t>-1.docx</w:t>
+            </w:r>
+          </w:p>
+        </w:tc>
+        <w:tc>
+          <w:tcPr>
+            <w:tcW w:w="1417" w:type="dxa"/>
+          </w:tcPr>
+          <w:p>
+            <w:pPr>
+              <w:jc w:val="center"/>
+              <w:rPr>
+                <w:rFonts w:ascii="Times New Roman" w:hAnsi="Times New Roman" w:cs="Times New Roman"/>
+                <w:sz w:val="24"/>
+                <w:szCs w:val="24"/>
+              </w:rPr>
+            </w:pPr>
+            <w:r>
+              <w:rPr>
+                <w:rFonts w:ascii="Times New Roman" w:hAnsi="Times New Roman" w:cs="Times New Roman"/>
+                <w:sz w:val="24"/>
+                <w:szCs w:val="24"/>
+              </w:rPr>
+              <w:t>28.10.2025</w:t>
+            </w:r>
+          </w:p>
+        </w:tc>
+        <w:tc>
+          <w:tcPr>
+            <w:tcW w:w="1418" w:type="dxa"/>
+          </w:tcPr>
+          <w:p>
+            <w:pPr>
+              <w:jc w:val="center"/>
+              <w:rPr>
+                <w:rFonts w:ascii="Times New Roman" w:hAnsi="Times New Roman" w:cs="Times New Roman"/>
+                <w:sz w:val="24"/>
+                <w:szCs w:val="24"/>
+              </w:rPr>
+            </w:pPr>
+            <w:r>
+              <w:rPr>
+                <w:rFonts w:ascii="Times New Roman" w:hAnsi="Times New Roman" w:cs="Times New Roman"/>
+                <w:sz w:val="24"/>
+                <w:szCs w:val="24"/>
+              </w:rPr>
+              <w:t>28.10.2025</w:t>
+            </w:r>
+          </w:p>
+        </w:tc>
+        <w:tc>
+          <w:tcPr>
+            <w:tcW w:w="1665" w:type="dxa"/>
+          </w:tcPr>
+          <w:p>
+            <w:pPr>
+              <w:jc w:val="center"/>
+              <w:rPr>
+                <w:rFonts w:ascii="Times New Roman" w:hAnsi="Times New Roman" w:cs="Times New Roman"/>
+                <w:sz w:val="24"/>
+                <w:szCs w:val="24"/>
+              </w:rPr>
+            </w:pPr>
+            <w:r>
+              <w:rPr>
+                <w:rFonts w:ascii="Times New Roman" w:hAnsi="Times New Roman" w:cs="Times New Roman"/>
+                <w:sz w:val="24"/>
+                <w:szCs w:val="24"/>
+              </w:rPr>
+              <w:t>Шорохов К.В</w:t>
+            </w:r>
+          </w:p>
+        </w:tc>
+      </w:tr>
+      <w:tr>
+        <w:tc>
+          <w:tcPr>
+            <w:tcW w:w="595" w:type="dxa"/>
+          </w:tcPr>
+          <w:p>
+            <w:pPr>
+              <w:jc w:val="center"/>
+              <w:rPr>
+                <w:rFonts w:ascii="Times New Roman" w:hAnsi="Times New Roman" w:cs="Times New Roman"/>
+                <w:sz w:val="24"/>
+                <w:szCs w:val="24"/>
+              </w:rPr>
+            </w:pPr>
+            <w:r>
+              <w:rPr>
+                <w:rFonts w:ascii="Times New Roman" w:hAnsi="Times New Roman" w:cs="Times New Roman"/>
+                <w:sz w:val="24"/>
+                <w:szCs w:val="24"/>
+              </w:rPr>
+              <w:t>50</w:t>
+            </w:r>
+          </w:p>
+        </w:tc>
+        <w:tc>
+          <w:tcPr>
+            <w:tcW w:w="2661" w:type="dxa"/>
+          </w:tcPr>
+          <w:p>
+            <w:pPr>
+              <w:jc w:val="center"/>
+              <w:rPr>
+                <w:rFonts w:ascii="Times New Roman" w:hAnsi="Times New Roman" w:cs="Times New Roman"/>
+                <w:sz w:val="24"/>
+                <w:szCs w:val="24"/>
+                <w:lang w:val="en-US"/>
+              </w:rPr>
+            </w:pPr>
+            <w:r>
+              <w:rPr>
+                <w:rFonts w:ascii="Times New Roman" w:hAnsi="Times New Roman" w:cs="Times New Roman"/>
+                <w:sz w:val="24"/>
+                <w:szCs w:val="24"/>
+                <w:lang w:val="en-US"/>
+              </w:rPr>
+              <w:t>UR-8-1</w:t>
+            </w:r>
+          </w:p>
+        </w:tc>
+        <w:tc>
+          <w:tcPr>
+            <w:tcW w:w="3685" w:type="dxa"/>
+          </w:tcPr>
+          <w:p>
+            <w:pPr>
+              <w:tabs>
+                <w:tab w:val="left" w:pos="2412"/>
+              </w:tabs>
+              <w:jc w:val="center"/>
+              <w:rPr>
+                <w:rFonts w:ascii="Times New Roman" w:hAnsi="Times New Roman" w:cs="Times New Roman"/>
+                <w:sz w:val="24"/>
+                <w:szCs w:val="24"/>
+              </w:rPr>
+            </w:pPr>
+            <w:r>
+              <w:rPr>
+                <w:rFonts w:ascii="Times New Roman" w:hAnsi="Times New Roman" w:cs="Times New Roman"/>
+                <w:sz w:val="24"/>
+                <w:szCs w:val="24"/>
+              </w:rPr>
+              <w:t>Настройки игры</w:t>
+            </w:r>
+          </w:p>
+        </w:tc>
+        <w:tc>
+          <w:tcPr>
+            <w:tcW w:w="3119" w:type="dxa"/>
+          </w:tcPr>
+          <w:p>
+            <w:pPr>
+              <w:jc w:val="center"/>
+              <w:rPr>
+                <w:rFonts w:ascii="Times New Roman" w:hAnsi="Times New Roman" w:cs="Times New Roman"/>
+                <w:sz w:val="24"/>
+                <w:szCs w:val="24"/>
+              </w:rPr>
+            </w:pPr>
+            <w:r>
+              <w:rPr>
+                <w:rFonts w:ascii="Times New Roman" w:hAnsi="Times New Roman" w:cs="Times New Roman"/>
+                <w:sz w:val="24"/>
+                <w:szCs w:val="24"/>
+              </w:rPr>
+              <w:t>https://github.com/shorokhovkir/AIS_project/blob/main/</w:t>
+            </w:r>
+            <w:r>
+              <w:rPr>
+                <w:rFonts w:ascii="Times New Roman" w:hAnsi="Times New Roman" w:cs="Times New Roman"/>
+                <w:sz w:val="24"/>
+                <w:szCs w:val="24"/>
+                <w:lang w:val="en-US"/>
+              </w:rPr>
+              <w:t>UR</w:t>
+            </w:r>
+            <w:r>
+              <w:rPr>
+                <w:rFonts w:ascii="Times New Roman" w:hAnsi="Times New Roman" w:cs="Times New Roman"/>
+                <w:sz w:val="24"/>
+                <w:szCs w:val="24"/>
+              </w:rPr>
+              <w:t>/</w:t>
+            </w:r>
+            <w:r>
+              <w:rPr>
+                <w:rFonts w:ascii="Times New Roman" w:hAnsi="Times New Roman" w:cs="Times New Roman"/>
+                <w:sz w:val="24"/>
+                <w:szCs w:val="24"/>
+                <w:lang w:val="en-US"/>
+              </w:rPr>
+              <w:t>U</w:t>
+            </w:r>
+            <w:r>
+              <w:rPr>
+                <w:rFonts w:ascii="Times New Roman" w:hAnsi="Times New Roman" w:cs="Times New Roman"/>
+                <w:sz w:val="24"/>
+                <w:szCs w:val="24"/>
+              </w:rPr>
+              <w:t>R-</w:t>
+            </w:r>
+            <w:r>
+              <w:rPr>
+                <w:rFonts w:ascii="Times New Roman" w:hAnsi="Times New Roman" w:cs="Times New Roman"/>
+                <w:sz w:val="24"/>
+                <w:szCs w:val="24"/>
+              </w:rPr>
+              <w:t>8</w:t>
+            </w:r>
+            <w:r>
+              <w:rPr>
+                <w:rFonts w:ascii="Times New Roman" w:hAnsi="Times New Roman" w:cs="Times New Roman"/>
+                <w:sz w:val="24"/>
+                <w:szCs w:val="24"/>
+              </w:rPr>
+              <w:t>-1.docx</w:t>
+            </w:r>
+          </w:p>
+        </w:tc>
+        <w:tc>
+          <w:tcPr>
+            <w:tcW w:w="1417" w:type="dxa"/>
+          </w:tcPr>
+          <w:p>
+            <w:pPr>
+              <w:jc w:val="center"/>
+              <w:rPr>
+                <w:rFonts w:ascii="Times New Roman" w:hAnsi="Times New Roman" w:cs="Times New Roman"/>
+                <w:sz w:val="24"/>
+                <w:szCs w:val="24"/>
+              </w:rPr>
+            </w:pPr>
+            <w:r>
+              <w:rPr>
+                <w:rFonts w:ascii="Times New Roman" w:hAnsi="Times New Roman" w:cs="Times New Roman"/>
+                <w:sz w:val="24"/>
+                <w:szCs w:val="24"/>
+              </w:rPr>
+              <w:t>28.10.2025</w:t>
+            </w:r>
+          </w:p>
+        </w:tc>
+        <w:tc>
+          <w:tcPr>
+            <w:tcW w:w="1418" w:type="dxa"/>
+          </w:tcPr>
+          <w:p>
+            <w:pPr>
+              <w:jc w:val="center"/>
+              <w:rPr>
+                <w:rFonts w:ascii="Times New Roman" w:hAnsi="Times New Roman" w:cs="Times New Roman"/>
+                <w:sz w:val="24"/>
+                <w:szCs w:val="24"/>
+              </w:rPr>
+            </w:pPr>
+            <w:r>
+              <w:rPr>
+                <w:rFonts w:ascii="Times New Roman" w:hAnsi="Times New Roman" w:cs="Times New Roman"/>
+                <w:sz w:val="24"/>
+                <w:szCs w:val="24"/>
+              </w:rPr>
+              <w:t>28.10.2025</w:t>
+            </w:r>
+          </w:p>
+        </w:tc>
+        <w:tc>
+          <w:tcPr>
+            <w:tcW w:w="1665" w:type="dxa"/>
+          </w:tcPr>
+          <w:p>
+            <w:pPr>
+              <w:jc w:val="center"/>
+              <w:rPr>
+                <w:rFonts w:ascii="Times New Roman" w:hAnsi="Times New Roman" w:cs="Times New Roman"/>
+                <w:sz w:val="24"/>
+                <w:szCs w:val="24"/>
+              </w:rPr>
+            </w:pPr>
+            <w:r>
+              <w:rPr>
+                <w:rFonts w:ascii="Times New Roman" w:hAnsi="Times New Roman" w:cs="Times New Roman"/>
+                <w:sz w:val="24"/>
+                <w:szCs w:val="24"/>
+              </w:rPr>
+              <w:t>Шорохов К.В</w:t>
+            </w:r>
+          </w:p>
+        </w:tc>
+      </w:tr>
+      <w:tr>
+        <w:tc>
+          <w:tcPr>
+            <w:tcW w:w="595" w:type="dxa"/>
+          </w:tcPr>
+          <w:p>
+            <w:pPr>
+              <w:jc w:val="center"/>
+              <w:rPr>
+                <w:rFonts w:ascii="Times New Roman" w:hAnsi="Times New Roman" w:cs="Times New Roman"/>
+                <w:sz w:val="24"/>
+                <w:szCs w:val="24"/>
+              </w:rPr>
+            </w:pPr>
+            <w:r>
+              <w:rPr>
+                <w:rFonts w:ascii="Times New Roman" w:hAnsi="Times New Roman" w:cs="Times New Roman"/>
+                <w:sz w:val="24"/>
+                <w:szCs w:val="24"/>
+              </w:rPr>
+              <w:t>51</w:t>
+            </w:r>
+          </w:p>
+        </w:tc>
+        <w:tc>
+          <w:tcPr>
+            <w:tcW w:w="2661" w:type="dxa"/>
+          </w:tcPr>
+          <w:p>
+            <w:pPr>
+              <w:jc w:val="center"/>
+              <w:rPr>
+                <w:rFonts w:ascii="Times New Roman" w:hAnsi="Times New Roman" w:cs="Times New Roman"/>
+                <w:sz w:val="24"/>
+                <w:szCs w:val="24"/>
+                <w:lang w:val="en-US"/>
+              </w:rPr>
+            </w:pPr>
+            <w:r>
+              <w:rPr>
+                <w:rFonts w:ascii="Times New Roman" w:hAnsi="Times New Roman" w:cs="Times New Roman"/>
+                <w:sz w:val="24"/>
+                <w:szCs w:val="24"/>
+                <w:lang w:val="en-US"/>
+              </w:rPr>
+              <w:t>UR-9-1</w:t>
+            </w:r>
+          </w:p>
+        </w:tc>
+        <w:tc>
+          <w:tcPr>
+            <w:tcW w:w="3685" w:type="dxa"/>
+          </w:tcPr>
+          <w:p>
+            <w:pPr>
+              <w:tabs>
+                <w:tab w:val="left" w:pos="2412"/>
+              </w:tabs>
+              <w:jc w:val="center"/>
+              <w:rPr>
+                <w:rFonts w:ascii="Times New Roman" w:hAnsi="Times New Roman" w:cs="Times New Roman"/>
+                <w:sz w:val="24"/>
+                <w:szCs w:val="24"/>
+              </w:rPr>
+            </w:pPr>
+            <w:r>
+              <w:rPr>
+                <w:rFonts w:ascii="Times New Roman" w:hAnsi="Times New Roman" w:cs="Times New Roman"/>
+                <w:sz w:val="24"/>
+                <w:szCs w:val="24"/>
+              </w:rPr>
+              <w:t>Изменение настроек громкости</w:t>
+            </w:r>
+          </w:p>
+        </w:tc>
+        <w:tc>
+          <w:tcPr>
+            <w:tcW w:w="3119" w:type="dxa"/>
+          </w:tcPr>
+          <w:p>
+            <w:pPr>
+              <w:jc w:val="center"/>
+              <w:rPr>
+                <w:rFonts w:ascii="Times New Roman" w:hAnsi="Times New Roman" w:cs="Times New Roman"/>
+                <w:sz w:val="24"/>
+                <w:szCs w:val="24"/>
+              </w:rPr>
+            </w:pPr>
+            <w:r>
+              <w:rPr>
+                <w:rFonts w:ascii="Times New Roman" w:hAnsi="Times New Roman" w:cs="Times New Roman"/>
+                <w:sz w:val="24"/>
+                <w:szCs w:val="24"/>
+              </w:rPr>
+              <w:t>https://github.com/shorokhovkir/AIS_project/blob/main/</w:t>
+            </w:r>
+            <w:r>
+              <w:rPr>
+                <w:rFonts w:ascii="Times New Roman" w:hAnsi="Times New Roman" w:cs="Times New Roman"/>
+                <w:sz w:val="24"/>
+                <w:szCs w:val="24"/>
+                <w:lang w:val="en-US"/>
+              </w:rPr>
+              <w:t>UR</w:t>
+            </w:r>
+            <w:r>
+              <w:rPr>
+                <w:rFonts w:ascii="Times New Roman" w:hAnsi="Times New Roman" w:cs="Times New Roman"/>
+                <w:sz w:val="24"/>
+                <w:szCs w:val="24"/>
+              </w:rPr>
+              <w:t>/</w:t>
+            </w:r>
+            <w:r>
+              <w:rPr>
+                <w:rFonts w:ascii="Times New Roman" w:hAnsi="Times New Roman" w:cs="Times New Roman"/>
+                <w:sz w:val="24"/>
+                <w:szCs w:val="24"/>
+                <w:lang w:val="en-US"/>
+              </w:rPr>
+              <w:t>U</w:t>
+            </w:r>
+            <w:r>
+              <w:rPr>
+                <w:rFonts w:ascii="Times New Roman" w:hAnsi="Times New Roman" w:cs="Times New Roman"/>
+                <w:sz w:val="24"/>
+                <w:szCs w:val="24"/>
+              </w:rPr>
+              <w:t>R-</w:t>
+            </w:r>
+            <w:r>
+              <w:rPr>
+                <w:rFonts w:ascii="Times New Roman" w:hAnsi="Times New Roman" w:cs="Times New Roman"/>
+                <w:sz w:val="24"/>
+                <w:szCs w:val="24"/>
+              </w:rPr>
+              <w:t>9</w:t>
+            </w:r>
+            <w:r>
+              <w:rPr>
+                <w:rFonts w:ascii="Times New Roman" w:hAnsi="Times New Roman" w:cs="Times New Roman"/>
+                <w:sz w:val="24"/>
+                <w:szCs w:val="24"/>
+              </w:rPr>
+              <w:t>-1.docx</w:t>
+            </w:r>
+          </w:p>
+        </w:tc>
+        <w:tc>
+          <w:tcPr>
+            <w:tcW w:w="1417" w:type="dxa"/>
+          </w:tcPr>
+          <w:p>
+            <w:pPr>
+              <w:jc w:val="center"/>
+              <w:rPr>
+                <w:rFonts w:ascii="Times New Roman" w:hAnsi="Times New Roman" w:cs="Times New Roman"/>
+                <w:sz w:val="24"/>
+                <w:szCs w:val="24"/>
+              </w:rPr>
+            </w:pPr>
+            <w:r>
+              <w:rPr>
+                <w:rFonts w:ascii="Times New Roman" w:hAnsi="Times New Roman" w:cs="Times New Roman"/>
+                <w:sz w:val="24"/>
+                <w:szCs w:val="24"/>
+              </w:rPr>
+              <w:t>28.10.2025</w:t>
+            </w:r>
+          </w:p>
+        </w:tc>
+        <w:tc>
+          <w:tcPr>
+            <w:tcW w:w="1418" w:type="dxa"/>
+          </w:tcPr>
+          <w:p>
+            <w:pPr>
+              <w:jc w:val="center"/>
+              <w:rPr>
+                <w:rFonts w:ascii="Times New Roman" w:hAnsi="Times New Roman" w:cs="Times New Roman"/>
+                <w:sz w:val="24"/>
+                <w:szCs w:val="24"/>
+              </w:rPr>
+            </w:pPr>
+            <w:r>
+              <w:rPr>
+                <w:rFonts w:ascii="Times New Roman" w:hAnsi="Times New Roman" w:cs="Times New Roman"/>
+                <w:sz w:val="24"/>
+                <w:szCs w:val="24"/>
+              </w:rPr>
+              <w:t>28.10.2025</w:t>
+            </w:r>
+          </w:p>
+        </w:tc>
+        <w:tc>
+          <w:tcPr>
+            <w:tcW w:w="1665" w:type="dxa"/>
+          </w:tcPr>
+          <w:p>
+            <w:pPr>
+              <w:jc w:val="center"/>
+              <w:rPr>
+                <w:rFonts w:ascii="Times New Roman" w:hAnsi="Times New Roman" w:cs="Times New Roman"/>
+                <w:sz w:val="24"/>
+                <w:szCs w:val="24"/>
+              </w:rPr>
+            </w:pPr>
+            <w:r>
+              <w:rPr>
+                <w:rFonts w:ascii="Times New Roman" w:hAnsi="Times New Roman" w:cs="Times New Roman"/>
+                <w:sz w:val="24"/>
+                <w:szCs w:val="24"/>
+              </w:rPr>
+              <w:t>Шорохов К.В</w:t>
+            </w:r>
+          </w:p>
+        </w:tc>
+      </w:tr>
+      <w:tr>
+        <w:tc>
+          <w:tcPr>
+            <w:tcW w:w="595" w:type="dxa"/>
+          </w:tcPr>
+          <w:p>
+            <w:pPr>
+              <w:jc w:val="center"/>
+              <w:rPr>
+                <w:rFonts w:ascii="Times New Roman" w:hAnsi="Times New Roman" w:cs="Times New Roman"/>
+                <w:sz w:val="24"/>
+                <w:szCs w:val="24"/>
+              </w:rPr>
+            </w:pPr>
+            <w:r>
+              <w:rPr>
+                <w:rFonts w:ascii="Times New Roman" w:hAnsi="Times New Roman" w:cs="Times New Roman"/>
+                <w:sz w:val="24"/>
+                <w:szCs w:val="24"/>
+              </w:rPr>
+              <w:lastRenderedPageBreak/>
+              <w:t>52</w:t>
+            </w:r>
+          </w:p>
+        </w:tc>
+        <w:tc>
+          <w:tcPr>
+            <w:tcW w:w="2661" w:type="dxa"/>
+          </w:tcPr>
+          <w:p>
+            <w:pPr>
+              <w:jc w:val="center"/>
+              <w:rPr>
+                <w:rFonts w:ascii="Times New Roman" w:hAnsi="Times New Roman" w:cs="Times New Roman"/>
+                <w:sz w:val="24"/>
+                <w:szCs w:val="24"/>
+                <w:lang w:val="en-US"/>
+              </w:rPr>
+            </w:pPr>
+            <w:r>
+              <w:rPr>
+                <w:rFonts w:ascii="Times New Roman" w:hAnsi="Times New Roman" w:cs="Times New Roman"/>
+                <w:sz w:val="24"/>
+                <w:szCs w:val="24"/>
+                <w:lang w:val="en-US"/>
+              </w:rPr>
+              <w:t>UR-10-1</w:t>
+            </w:r>
+          </w:p>
+        </w:tc>
+        <w:tc>
+          <w:tcPr>
+            <w:tcW w:w="3685" w:type="dxa"/>
+          </w:tcPr>
+          <w:p>
+            <w:pPr>
+              <w:tabs>
+                <w:tab w:val="left" w:pos="2412"/>
+              </w:tabs>
+              <w:jc w:val="center"/>
+              <w:rPr>
+                <w:rFonts w:ascii="Times New Roman" w:hAnsi="Times New Roman" w:cs="Times New Roman"/>
+                <w:sz w:val="24"/>
+                <w:szCs w:val="24"/>
+              </w:rPr>
+            </w:pPr>
+            <w:r>
+              <w:rPr>
+                <w:rFonts w:ascii="Times New Roman" w:hAnsi="Times New Roman" w:cs="Times New Roman"/>
+                <w:sz w:val="24"/>
+                <w:szCs w:val="24"/>
+              </w:rPr>
+              <w:t>Просмотр кредитов</w:t>
+            </w:r>
+          </w:p>
+        </w:tc>
+        <w:tc>
+          <w:tcPr>
+            <w:tcW w:w="3119" w:type="dxa"/>
+          </w:tcPr>
+          <w:p>
+            <w:pPr>
+              <w:jc w:val="center"/>
+              <w:rPr>
+                <w:rFonts w:ascii="Times New Roman" w:hAnsi="Times New Roman" w:cs="Times New Roman"/>
+                <w:sz w:val="24"/>
+                <w:szCs w:val="24"/>
+              </w:rPr>
+            </w:pPr>
+            <w:r>
+              <w:rPr>
+                <w:rFonts w:ascii="Times New Roman" w:hAnsi="Times New Roman" w:cs="Times New Roman"/>
+                <w:sz w:val="24"/>
+                <w:szCs w:val="24"/>
+              </w:rPr>
+              <w:t>https://github.com/shorokhovkir/AIS_project/blob/main/</w:t>
+            </w:r>
+            <w:r>
+              <w:rPr>
+                <w:rFonts w:ascii="Times New Roman" w:hAnsi="Times New Roman" w:cs="Times New Roman"/>
+                <w:sz w:val="24"/>
+                <w:szCs w:val="24"/>
+                <w:lang w:val="en-US"/>
+              </w:rPr>
+              <w:t>UR</w:t>
+            </w:r>
+            <w:r>
+              <w:rPr>
+                <w:rFonts w:ascii="Times New Roman" w:hAnsi="Times New Roman" w:cs="Times New Roman"/>
+                <w:sz w:val="24"/>
+                <w:szCs w:val="24"/>
+              </w:rPr>
+              <w:t>/</w:t>
+            </w:r>
+            <w:r>
+              <w:rPr>
+                <w:rFonts w:ascii="Times New Roman" w:hAnsi="Times New Roman" w:cs="Times New Roman"/>
+                <w:sz w:val="24"/>
+                <w:szCs w:val="24"/>
+                <w:lang w:val="en-US"/>
+              </w:rPr>
+              <w:t>U</w:t>
+            </w:r>
+            <w:r>
+              <w:rPr>
+                <w:rFonts w:ascii="Times New Roman" w:hAnsi="Times New Roman" w:cs="Times New Roman"/>
+                <w:sz w:val="24"/>
+                <w:szCs w:val="24"/>
+              </w:rPr>
+              <w:t>R-1</w:t>
+            </w:r>
+            <w:r>
+              <w:rPr>
+                <w:rFonts w:ascii="Times New Roman" w:hAnsi="Times New Roman" w:cs="Times New Roman"/>
+                <w:sz w:val="24"/>
+                <w:szCs w:val="24"/>
+              </w:rPr>
+              <w:t>0</w:t>
+            </w:r>
+            <w:r>
+              <w:rPr>
+                <w:rFonts w:ascii="Times New Roman" w:hAnsi="Times New Roman" w:cs="Times New Roman"/>
+                <w:sz w:val="24"/>
+                <w:szCs w:val="24"/>
+              </w:rPr>
+              <w:t>-1.docx</w:t>
+            </w:r>
+          </w:p>
+        </w:tc>
+        <w:tc>
+          <w:tcPr>
+            <w:tcW w:w="1417" w:type="dxa"/>
+          </w:tcPr>
+          <w:p>
+            <w:pPr>
+              <w:jc w:val="center"/>
+              <w:rPr>
+                <w:rFonts w:ascii="Times New Roman" w:hAnsi="Times New Roman" w:cs="Times New Roman"/>
+                <w:sz w:val="24"/>
+                <w:szCs w:val="24"/>
+              </w:rPr>
+            </w:pPr>
+            <w:r>
+              <w:rPr>
+                <w:rFonts w:ascii="Times New Roman" w:hAnsi="Times New Roman" w:cs="Times New Roman"/>
+                <w:sz w:val="24"/>
+                <w:szCs w:val="24"/>
+              </w:rPr>
+              <w:t>28.10.2025</w:t>
+            </w:r>
+          </w:p>
+        </w:tc>
+        <w:tc>
+          <w:tcPr>
+            <w:tcW w:w="1418" w:type="dxa"/>
+          </w:tcPr>
+          <w:p>
+            <w:pPr>
+              <w:jc w:val="center"/>
+              <w:rPr>
+                <w:rFonts w:ascii="Times New Roman" w:hAnsi="Times New Roman" w:cs="Times New Roman"/>
+                <w:sz w:val="24"/>
+                <w:szCs w:val="24"/>
+              </w:rPr>
+            </w:pPr>
+            <w:r>
+              <w:rPr>
+                <w:rFonts w:ascii="Times New Roman" w:hAnsi="Times New Roman" w:cs="Times New Roman"/>
+                <w:sz w:val="24"/>
+                <w:szCs w:val="24"/>
+              </w:rPr>
+              <w:t>28.10.2025</w:t>
+            </w:r>
+          </w:p>
+        </w:tc>
+        <w:tc>
+          <w:tcPr>
+            <w:tcW w:w="1665" w:type="dxa"/>
+          </w:tcPr>
+          <w:p>
+            <w:pPr>
+              <w:jc w:val="center"/>
+              <w:rPr>
+                <w:rFonts w:ascii="Times New Roman" w:hAnsi="Times New Roman" w:cs="Times New Roman"/>
+                <w:sz w:val="24"/>
+                <w:szCs w:val="24"/>
+              </w:rPr>
+            </w:pPr>
+            <w:r>
+              <w:rPr>
+                <w:rFonts w:ascii="Times New Roman" w:hAnsi="Times New Roman" w:cs="Times New Roman"/>
+                <w:sz w:val="24"/>
+                <w:szCs w:val="24"/>
+              </w:rPr>
+              <w:t>Шорохов К.В</w:t>
+            </w:r>
+          </w:p>
+        </w:tc>
+      </w:tr>
+      <w:tr>
+        <w:tc>
+          <w:tcPr>
+            <w:tcW w:w="595" w:type="dxa"/>
+          </w:tcPr>
+          <w:p>
+            <w:pPr>
+              <w:jc w:val="center"/>
+              <w:rPr>
+                <w:rFonts w:ascii="Times New Roman" w:hAnsi="Times New Roman" w:cs="Times New Roman"/>
+                <w:sz w:val="24"/>
+                <w:szCs w:val="24"/>
+              </w:rPr>
+            </w:pPr>
+            <w:r>
+              <w:rPr>
+                <w:rFonts w:ascii="Times New Roman" w:hAnsi="Times New Roman" w:cs="Times New Roman"/>
+                <w:sz w:val="24"/>
+                <w:szCs w:val="24"/>
+              </w:rPr>
+              <w:t>5</w:t>
+            </w:r>
+            <w:r>
+              <w:rPr>
+                <w:rFonts w:ascii="Times New Roman" w:hAnsi="Times New Roman" w:cs="Times New Roman"/>
+                <w:sz w:val="24"/>
+                <w:szCs w:val="24"/>
+                <w:lang w:val="en-US"/>
+              </w:rPr>
+              <w:t>3</w:t>
+            </w:r>
+          </w:p>
+        </w:tc>
+        <w:tc>
+          <w:tcPr>
+            <w:tcW w:w="2661" w:type="dxa"/>
+          </w:tcPr>
+          <w:p>
+            <w:pPr>
+              <w:jc w:val="center"/>
+              <w:rPr>
+                <w:rFonts w:ascii="Times New Roman" w:hAnsi="Times New Roman" w:cs="Times New Roman"/>
+                <w:sz w:val="24"/>
+                <w:szCs w:val="24"/>
+                <w:lang w:val="en-US"/>
+              </w:rPr>
+            </w:pPr>
+            <w:r>
+              <w:rPr>
+                <w:rFonts w:ascii="Times New Roman" w:hAnsi="Times New Roman" w:cs="Times New Roman"/>
+                <w:sz w:val="24"/>
+                <w:szCs w:val="24"/>
+                <w:lang w:val="en-US"/>
+              </w:rPr>
+              <w:t>UR-11-1</w:t>
+            </w:r>
+          </w:p>
+        </w:tc>
+        <w:tc>
+          <w:tcPr>
+            <w:tcW w:w="3685" w:type="dxa"/>
+          </w:tcPr>
+          <w:p>
+            <w:pPr>
+              <w:tabs>
+                <w:tab w:val="left" w:pos="2412"/>
+              </w:tabs>
+              <w:jc w:val="center"/>
+              <w:rPr>
+                <w:rFonts w:ascii="Times New Roman" w:hAnsi="Times New Roman" w:cs="Times New Roman"/>
+                <w:sz w:val="24"/>
+                <w:szCs w:val="24"/>
+              </w:rPr>
+            </w:pPr>
+            <w:r>
+              <w:rPr>
+                <w:rFonts w:ascii="Times New Roman" w:hAnsi="Times New Roman" w:cs="Times New Roman"/>
+                <w:sz w:val="24"/>
+                <w:szCs w:val="24"/>
+              </w:rPr>
+              <w:t>Повторная попытка заполнения формы</w:t>
+            </w:r>
+          </w:p>
+        </w:tc>
+        <w:tc>
+          <w:tcPr>
+            <w:tcW w:w="3119" w:type="dxa"/>
+          </w:tcPr>
+          <w:p>
+            <w:pPr>
+              <w:jc w:val="center"/>
+              <w:rPr>
+                <w:rFonts w:ascii="Times New Roman" w:hAnsi="Times New Roman" w:cs="Times New Roman"/>
+                <w:sz w:val="24"/>
+                <w:szCs w:val="24"/>
+              </w:rPr>
+            </w:pPr>
+            <w:r>
+              <w:rPr>
+                <w:rFonts w:ascii="Times New Roman" w:hAnsi="Times New Roman" w:cs="Times New Roman"/>
+                <w:sz w:val="24"/>
+                <w:szCs w:val="24"/>
+              </w:rPr>
+              <w:t>https://github.com/shorokhovkir/AIS_project/blob/main/</w:t>
+            </w:r>
+            <w:r>
+              <w:rPr>
+                <w:rFonts w:ascii="Times New Roman" w:hAnsi="Times New Roman" w:cs="Times New Roman"/>
+                <w:sz w:val="24"/>
+                <w:szCs w:val="24"/>
+                <w:lang w:val="en-US"/>
+              </w:rPr>
+              <w:t>UR</w:t>
+            </w:r>
+            <w:r>
+              <w:rPr>
+                <w:rFonts w:ascii="Times New Roman" w:hAnsi="Times New Roman" w:cs="Times New Roman"/>
+                <w:sz w:val="24"/>
+                <w:szCs w:val="24"/>
+              </w:rPr>
+              <w:t>/</w:t>
+            </w:r>
+            <w:r>
+              <w:rPr>
+                <w:rFonts w:ascii="Times New Roman" w:hAnsi="Times New Roman" w:cs="Times New Roman"/>
+                <w:sz w:val="24"/>
+                <w:szCs w:val="24"/>
+                <w:lang w:val="en-US"/>
+              </w:rPr>
+              <w:t>U</w:t>
+            </w:r>
+            <w:r>
+              <w:rPr>
+                <w:rFonts w:ascii="Times New Roman" w:hAnsi="Times New Roman" w:cs="Times New Roman"/>
+                <w:sz w:val="24"/>
+                <w:szCs w:val="24"/>
+              </w:rPr>
+              <w:t>R-1</w:t>
+            </w:r>
+            <w:r>
+              <w:rPr>
+                <w:rFonts w:ascii="Times New Roman" w:hAnsi="Times New Roman" w:cs="Times New Roman"/>
+                <w:sz w:val="24"/>
+                <w:szCs w:val="24"/>
+              </w:rPr>
+              <w:t>1</w:t>
+            </w:r>
+            <w:r>
+              <w:rPr>
+                <w:rFonts w:ascii="Times New Roman" w:hAnsi="Times New Roman" w:cs="Times New Roman"/>
+                <w:sz w:val="24"/>
+                <w:szCs w:val="24"/>
+              </w:rPr>
+              <w:t>-1.docx</w:t>
+            </w:r>
+          </w:p>
+        </w:tc>
+        <w:tc>
+          <w:tcPr>
+            <w:tcW w:w="1417" w:type="dxa"/>
+          </w:tcPr>
+          <w:p>
+            <w:pPr>
+              <w:jc w:val="center"/>
+              <w:rPr>
+                <w:rFonts w:ascii="Times New Roman" w:hAnsi="Times New Roman" w:cs="Times New Roman"/>
+                <w:sz w:val="24"/>
+                <w:szCs w:val="24"/>
+              </w:rPr>
+            </w:pPr>
+            <w:r>
+              <w:rPr>
+                <w:rFonts w:ascii="Times New Roman" w:hAnsi="Times New Roman" w:cs="Times New Roman"/>
+                <w:sz w:val="24"/>
+                <w:szCs w:val="24"/>
+              </w:rPr>
+              <w:t>28.10.2025</w:t>
+            </w:r>
+          </w:p>
+        </w:tc>
+        <w:tc>
+          <w:tcPr>
+            <w:tcW w:w="1418" w:type="dxa"/>
+          </w:tcPr>
+          <w:p>
+            <w:pPr>
+              <w:jc w:val="center"/>
+              <w:rPr>
+                <w:rFonts w:ascii="Times New Roman" w:hAnsi="Times New Roman" w:cs="Times New Roman"/>
+                <w:sz w:val="24"/>
+                <w:szCs w:val="24"/>
+              </w:rPr>
+            </w:pPr>
+            <w:r>
+              <w:rPr>
+                <w:rFonts w:ascii="Times New Roman" w:hAnsi="Times New Roman" w:cs="Times New Roman"/>
+                <w:sz w:val="24"/>
+                <w:szCs w:val="24"/>
+              </w:rPr>
+              <w:t>28.10.2025</w:t>
+            </w:r>
+          </w:p>
+        </w:tc>
+        <w:tc>
+          <w:tcPr>
+            <w:tcW w:w="1665" w:type="dxa"/>
+          </w:tcPr>
+          <w:p>
+            <w:pPr>
+              <w:jc w:val="center"/>
+              <w:rPr>
+                <w:rFonts w:ascii="Times New Roman" w:hAnsi="Times New Roman" w:cs="Times New Roman"/>
+                <w:sz w:val="24"/>
+                <w:szCs w:val="24"/>
+              </w:rPr>
+            </w:pPr>
+            <w:r>
+              <w:rPr>
+                <w:rFonts w:ascii="Times New Roman" w:hAnsi="Times New Roman" w:cs="Times New Roman"/>
+                <w:sz w:val="24"/>
+                <w:szCs w:val="24"/>
+              </w:rPr>
+              <w:t>Шорохов К.В</w:t>
             </w:r>
           </w:p>
         </w:tc>
